--- a/examples/generated/complex_tables.docx
+++ b/examples/generated/complex_tables.docx
@@ -253,7 +253,7 @@
           </w:tcPr>
           <w:p>
             <w:r>
-              <w:t>333K</w:t>
+              <w:t>308K</w:t>
             </w:r>
           </w:p>
         </w:tc>
@@ -263,7 +263,7 @@
           </w:tcPr>
           <w:p>
             <w:r>
-              <w:t>351K</w:t>
+              <w:t>386K</w:t>
             </w:r>
           </w:p>
         </w:tc>
@@ -273,7 +273,7 @@
           </w:tcPr>
           <w:p>
             <w:r>
-              <w:t>191K</w:t>
+              <w:t>462K</w:t>
             </w:r>
           </w:p>
         </w:tc>
@@ -283,7 +283,7 @@
           </w:tcPr>
           <w:p>
             <w:r>
-              <w:t>187K</w:t>
+              <w:t>318K</w:t>
             </w:r>
           </w:p>
         </w:tc>
@@ -305,7 +305,7 @@
           </w:tcPr>
           <w:p>
             <w:r>
-              <w:t>112K</w:t>
+              <w:t>318K</w:t>
             </w:r>
           </w:p>
         </w:tc>
@@ -315,7 +315,7 @@
           </w:tcPr>
           <w:p>
             <w:r>
-              <w:t>499K</w:t>
+              <w:t>297K</w:t>
             </w:r>
           </w:p>
         </w:tc>
@@ -325,7 +325,7 @@
           </w:tcPr>
           <w:p>
             <w:r>
-              <w:t>108K</w:t>
+              <w:t>235K</w:t>
             </w:r>
           </w:p>
         </w:tc>
@@ -335,7 +335,7 @@
           </w:tcPr>
           <w:p>
             <w:r>
-              <w:t>425K</w:t>
+              <w:t>498K</w:t>
             </w:r>
           </w:p>
         </w:tc>
@@ -357,7 +357,7 @@
           </w:tcPr>
           <w:p>
             <w:r>
-              <w:t>254K</w:t>
+              <w:t>230K</w:t>
             </w:r>
           </w:p>
         </w:tc>
@@ -367,7 +367,7 @@
           </w:tcPr>
           <w:p>
             <w:r>
-              <w:t>114K</w:t>
+              <w:t>188K</w:t>
             </w:r>
           </w:p>
         </w:tc>
@@ -377,7 +377,7 @@
           </w:tcPr>
           <w:p>
             <w:r>
-              <w:t>442K</w:t>
+              <w:t>446K</w:t>
             </w:r>
           </w:p>
         </w:tc>
@@ -387,7 +387,7 @@
           </w:tcPr>
           <w:p>
             <w:r>
-              <w:t>393K</w:t>
+              <w:t>267K</w:t>
             </w:r>
           </w:p>
         </w:tc>
@@ -409,7 +409,7 @@
           </w:tcPr>
           <w:p>
             <w:r>
-              <w:t>428K</w:t>
+              <w:t>429K</w:t>
             </w:r>
           </w:p>
         </w:tc>
@@ -419,7 +419,7 @@
           </w:tcPr>
           <w:p>
             <w:r>
-              <w:t>475K</w:t>
+              <w:t>221K</w:t>
             </w:r>
           </w:p>
         </w:tc>
@@ -429,7 +429,7 @@
           </w:tcPr>
           <w:p>
             <w:r>
-              <w:t>409K</w:t>
+              <w:t>380K</w:t>
             </w:r>
           </w:p>
         </w:tc>
@@ -439,7 +439,7 @@
           </w:tcPr>
           <w:p>
             <w:r>
-              <w:t>314K</w:t>
+              <w:t>323K</w:t>
             </w:r>
           </w:p>
         </w:tc>

--- a/examples/generated/complex_tables.docx
+++ b/examples/generated/complex_tables.docx
@@ -253,7 +253,7 @@
           </w:tcPr>
           <w:p>
             <w:r>
-              <w:t>308K</w:t>
+              <w:t>489K</w:t>
             </w:r>
           </w:p>
         </w:tc>
@@ -263,7 +263,7 @@
           </w:tcPr>
           <w:p>
             <w:r>
-              <w:t>386K</w:t>
+              <w:t>356K</w:t>
             </w:r>
           </w:p>
         </w:tc>
@@ -273,7 +273,7 @@
           </w:tcPr>
           <w:p>
             <w:r>
-              <w:t>462K</w:t>
+              <w:t>198K</w:t>
             </w:r>
           </w:p>
         </w:tc>
@@ -283,7 +283,7 @@
           </w:tcPr>
           <w:p>
             <w:r>
-              <w:t>318K</w:t>
+              <w:t>489K</w:t>
             </w:r>
           </w:p>
         </w:tc>
@@ -305,7 +305,7 @@
           </w:tcPr>
           <w:p>
             <w:r>
-              <w:t>318K</w:t>
+              <w:t>474K</w:t>
             </w:r>
           </w:p>
         </w:tc>
@@ -315,7 +315,7 @@
           </w:tcPr>
           <w:p>
             <w:r>
-              <w:t>297K</w:t>
+              <w:t>354K</w:t>
             </w:r>
           </w:p>
         </w:tc>
@@ -325,7 +325,7 @@
           </w:tcPr>
           <w:p>
             <w:r>
-              <w:t>235K</w:t>
+              <w:t>287K</w:t>
             </w:r>
           </w:p>
         </w:tc>
@@ -335,7 +335,7 @@
           </w:tcPr>
           <w:p>
             <w:r>
-              <w:t>498K</w:t>
+              <w:t>104K</w:t>
             </w:r>
           </w:p>
         </w:tc>
@@ -357,7 +357,7 @@
           </w:tcPr>
           <w:p>
             <w:r>
-              <w:t>230K</w:t>
+              <w:t>183K</w:t>
             </w:r>
           </w:p>
         </w:tc>
@@ -367,7 +367,7 @@
           </w:tcPr>
           <w:p>
             <w:r>
-              <w:t>188K</w:t>
+              <w:t>168K</w:t>
             </w:r>
           </w:p>
         </w:tc>
@@ -377,7 +377,7 @@
           </w:tcPr>
           <w:p>
             <w:r>
-              <w:t>446K</w:t>
+              <w:t>148K</w:t>
             </w:r>
           </w:p>
         </w:tc>
@@ -387,7 +387,7 @@
           </w:tcPr>
           <w:p>
             <w:r>
-              <w:t>267K</w:t>
+              <w:t>463K</w:t>
             </w:r>
           </w:p>
         </w:tc>
@@ -409,7 +409,7 @@
           </w:tcPr>
           <w:p>
             <w:r>
-              <w:t>429K</w:t>
+              <w:t>459K</w:t>
             </w:r>
           </w:p>
         </w:tc>
@@ -419,7 +419,7 @@
           </w:tcPr>
           <w:p>
             <w:r>
-              <w:t>221K</w:t>
+              <w:t>349K</w:t>
             </w:r>
           </w:p>
         </w:tc>
@@ -429,7 +429,7 @@
           </w:tcPr>
           <w:p>
             <w:r>
-              <w:t>380K</w:t>
+              <w:t>111K</w:t>
             </w:r>
           </w:p>
         </w:tc>
@@ -439,7 +439,7 @@
           </w:tcPr>
           <w:p>
             <w:r>
-              <w:t>323K</w:t>
+              <w:t>399K</w:t>
             </w:r>
           </w:p>
         </w:tc>

--- a/examples/generated/complex_tables.docx
+++ b/examples/generated/complex_tables.docx
@@ -253,7 +253,7 @@
           </w:tcPr>
           <w:p>
             <w:r>
-              <w:t>489K</w:t>
+              <w:t>189K</w:t>
             </w:r>
           </w:p>
         </w:tc>
@@ -263,7 +263,7 @@
           </w:tcPr>
           <w:p>
             <w:r>
-              <w:t>356K</w:t>
+              <w:t>215K</w:t>
             </w:r>
           </w:p>
         </w:tc>
@@ -273,7 +273,7 @@
           </w:tcPr>
           <w:p>
             <w:r>
-              <w:t>198K</w:t>
+              <w:t>394K</w:t>
             </w:r>
           </w:p>
         </w:tc>
@@ -283,7 +283,7 @@
           </w:tcPr>
           <w:p>
             <w:r>
-              <w:t>489K</w:t>
+              <w:t>207K</w:t>
             </w:r>
           </w:p>
         </w:tc>
@@ -305,7 +305,7 @@
           </w:tcPr>
           <w:p>
             <w:r>
-              <w:t>474K</w:t>
+              <w:t>129K</w:t>
             </w:r>
           </w:p>
         </w:tc>
@@ -315,7 +315,7 @@
           </w:tcPr>
           <w:p>
             <w:r>
-              <w:t>354K</w:t>
+              <w:t>137K</w:t>
             </w:r>
           </w:p>
         </w:tc>
@@ -325,7 +325,7 @@
           </w:tcPr>
           <w:p>
             <w:r>
-              <w:t>287K</w:t>
+              <w:t>396K</w:t>
             </w:r>
           </w:p>
         </w:tc>
@@ -335,7 +335,7 @@
           </w:tcPr>
           <w:p>
             <w:r>
-              <w:t>104K</w:t>
+              <w:t>281K</w:t>
             </w:r>
           </w:p>
         </w:tc>
@@ -357,7 +357,7 @@
           </w:tcPr>
           <w:p>
             <w:r>
-              <w:t>183K</w:t>
+              <w:t>416K</w:t>
             </w:r>
           </w:p>
         </w:tc>
@@ -367,7 +367,7 @@
           </w:tcPr>
           <w:p>
             <w:r>
-              <w:t>168K</w:t>
+              <w:t>351K</w:t>
             </w:r>
           </w:p>
         </w:tc>
@@ -377,7 +377,7 @@
           </w:tcPr>
           <w:p>
             <w:r>
-              <w:t>148K</w:t>
+              <w:t>282K</w:t>
             </w:r>
           </w:p>
         </w:tc>
@@ -387,7 +387,7 @@
           </w:tcPr>
           <w:p>
             <w:r>
-              <w:t>463K</w:t>
+              <w:t>254K</w:t>
             </w:r>
           </w:p>
         </w:tc>
@@ -409,7 +409,7 @@
           </w:tcPr>
           <w:p>
             <w:r>
-              <w:t>459K</w:t>
+              <w:t>337K</w:t>
             </w:r>
           </w:p>
         </w:tc>
@@ -419,7 +419,7 @@
           </w:tcPr>
           <w:p>
             <w:r>
-              <w:t>349K</w:t>
+              <w:t>493K</w:t>
             </w:r>
           </w:p>
         </w:tc>
@@ -429,7 +429,7 @@
           </w:tcPr>
           <w:p>
             <w:r>
-              <w:t>111K</w:t>
+              <w:t>250K</w:t>
             </w:r>
           </w:p>
         </w:tc>
@@ -439,7 +439,7 @@
           </w:tcPr>
           <w:p>
             <w:r>
-              <w:t>399K</w:t>
+              <w:t>166K</w:t>
             </w:r>
           </w:p>
         </w:tc>

--- a/examples/generated/complex_tables.docx
+++ b/examples/generated/complex_tables.docx
@@ -253,7 +253,7 @@
           </w:tcPr>
           <w:p>
             <w:r>
-              <w:t>189K</w:t>
+              <w:t>430K</w:t>
             </w:r>
           </w:p>
         </w:tc>
@@ -263,7 +263,7 @@
           </w:tcPr>
           <w:p>
             <w:r>
-              <w:t>215K</w:t>
+              <w:t>476K</w:t>
             </w:r>
           </w:p>
         </w:tc>
@@ -273,7 +273,7 @@
           </w:tcPr>
           <w:p>
             <w:r>
-              <w:t>394K</w:t>
+              <w:t>353K</w:t>
             </w:r>
           </w:p>
         </w:tc>
@@ -283,7 +283,7 @@
           </w:tcPr>
           <w:p>
             <w:r>
-              <w:t>207K</w:t>
+              <w:t>187K</w:t>
             </w:r>
           </w:p>
         </w:tc>
@@ -305,7 +305,7 @@
           </w:tcPr>
           <w:p>
             <w:r>
-              <w:t>129K</w:t>
+              <w:t>136K</w:t>
             </w:r>
           </w:p>
         </w:tc>
@@ -315,7 +315,7 @@
           </w:tcPr>
           <w:p>
             <w:r>
-              <w:t>137K</w:t>
+              <w:t>484K</w:t>
             </w:r>
           </w:p>
         </w:tc>
@@ -325,7 +325,7 @@
           </w:tcPr>
           <w:p>
             <w:r>
-              <w:t>396K</w:t>
+              <w:t>142K</w:t>
             </w:r>
           </w:p>
         </w:tc>
@@ -335,7 +335,7 @@
           </w:tcPr>
           <w:p>
             <w:r>
-              <w:t>281K</w:t>
+              <w:t>383K</w:t>
             </w:r>
           </w:p>
         </w:tc>
@@ -357,7 +357,7 @@
           </w:tcPr>
           <w:p>
             <w:r>
-              <w:t>416K</w:t>
+              <w:t>477K</w:t>
             </w:r>
           </w:p>
         </w:tc>
@@ -367,7 +367,7 @@
           </w:tcPr>
           <w:p>
             <w:r>
-              <w:t>351K</w:t>
+              <w:t>172K</w:t>
             </w:r>
           </w:p>
         </w:tc>
@@ -377,7 +377,7 @@
           </w:tcPr>
           <w:p>
             <w:r>
-              <w:t>282K</w:t>
+              <w:t>436K</w:t>
             </w:r>
           </w:p>
         </w:tc>
@@ -387,7 +387,7 @@
           </w:tcPr>
           <w:p>
             <w:r>
-              <w:t>254K</w:t>
+              <w:t>213K</w:t>
             </w:r>
           </w:p>
         </w:tc>
@@ -409,7 +409,7 @@
           </w:tcPr>
           <w:p>
             <w:r>
-              <w:t>337K</w:t>
+              <w:t>491K</w:t>
             </w:r>
           </w:p>
         </w:tc>
@@ -419,7 +419,7 @@
           </w:tcPr>
           <w:p>
             <w:r>
-              <w:t>493K</w:t>
+              <w:t>466K</w:t>
             </w:r>
           </w:p>
         </w:tc>
@@ -429,7 +429,7 @@
           </w:tcPr>
           <w:p>
             <w:r>
-              <w:t>250K</w:t>
+              <w:t>174K</w:t>
             </w:r>
           </w:p>
         </w:tc>
@@ -439,7 +439,7 @@
           </w:tcPr>
           <w:p>
             <w:r>
-              <w:t>166K</w:t>
+              <w:t>359K</w:t>
             </w:r>
           </w:p>
         </w:tc>

--- a/examples/generated/complex_tables.docx
+++ b/examples/generated/complex_tables.docx
@@ -253,7 +253,7 @@
           </w:tcPr>
           <w:p>
             <w:r>
-              <w:t>430K</w:t>
+              <w:t>413K</w:t>
             </w:r>
           </w:p>
         </w:tc>
@@ -263,7 +263,7 @@
           </w:tcPr>
           <w:p>
             <w:r>
-              <w:t>476K</w:t>
+              <w:t>359K</w:t>
             </w:r>
           </w:p>
         </w:tc>
@@ -273,7 +273,7 @@
           </w:tcPr>
           <w:p>
             <w:r>
-              <w:t>353K</w:t>
+              <w:t>366K</w:t>
             </w:r>
           </w:p>
         </w:tc>
@@ -283,7 +283,7 @@
           </w:tcPr>
           <w:p>
             <w:r>
-              <w:t>187K</w:t>
+              <w:t>152K</w:t>
             </w:r>
           </w:p>
         </w:tc>
@@ -305,7 +305,7 @@
           </w:tcPr>
           <w:p>
             <w:r>
-              <w:t>136K</w:t>
+              <w:t>127K</w:t>
             </w:r>
           </w:p>
         </w:tc>
@@ -315,7 +315,7 @@
           </w:tcPr>
           <w:p>
             <w:r>
-              <w:t>484K</w:t>
+              <w:t>417K</w:t>
             </w:r>
           </w:p>
         </w:tc>
@@ -325,7 +325,7 @@
           </w:tcPr>
           <w:p>
             <w:r>
-              <w:t>142K</w:t>
+              <w:t>329K</w:t>
             </w:r>
           </w:p>
         </w:tc>
@@ -335,7 +335,7 @@
           </w:tcPr>
           <w:p>
             <w:r>
-              <w:t>383K</w:t>
+              <w:t>149K</w:t>
             </w:r>
           </w:p>
         </w:tc>
@@ -357,7 +357,7 @@
           </w:tcPr>
           <w:p>
             <w:r>
-              <w:t>477K</w:t>
+              <w:t>207K</w:t>
             </w:r>
           </w:p>
         </w:tc>
@@ -367,7 +367,7 @@
           </w:tcPr>
           <w:p>
             <w:r>
-              <w:t>172K</w:t>
+              <w:t>436K</w:t>
             </w:r>
           </w:p>
         </w:tc>
@@ -377,7 +377,7 @@
           </w:tcPr>
           <w:p>
             <w:r>
-              <w:t>436K</w:t>
+              <w:t>157K</w:t>
             </w:r>
           </w:p>
         </w:tc>
@@ -387,7 +387,7 @@
           </w:tcPr>
           <w:p>
             <w:r>
-              <w:t>213K</w:t>
+              <w:t>297K</w:t>
             </w:r>
           </w:p>
         </w:tc>
@@ -409,7 +409,7 @@
           </w:tcPr>
           <w:p>
             <w:r>
-              <w:t>491K</w:t>
+              <w:t>191K</w:t>
             </w:r>
           </w:p>
         </w:tc>
@@ -419,7 +419,7 @@
           </w:tcPr>
           <w:p>
             <w:r>
-              <w:t>466K</w:t>
+              <w:t>147K</w:t>
             </w:r>
           </w:p>
         </w:tc>
@@ -429,7 +429,7 @@
           </w:tcPr>
           <w:p>
             <w:r>
-              <w:t>174K</w:t>
+              <w:t>327K</w:t>
             </w:r>
           </w:p>
         </w:tc>
@@ -439,7 +439,7 @@
           </w:tcPr>
           <w:p>
             <w:r>
-              <w:t>359K</w:t>
+              <w:t>332K</w:t>
             </w:r>
           </w:p>
         </w:tc>
@@ -516,7 +516,7 @@
 </file>
 
 <file path=word/styles.xml><?xml version="1.0" encoding="utf-8"?>
-<w:styles xmlns:w="http://schemas.openxmlformats.org/wordprocessingml/2006/main" xmlns:mc="http://schemas.openxmlformats.org/markup-compatibility/2006" xmlns:r="http://schemas.openxmlformats.org/officeDocument/2006/relationships" xmlns:w14="http://schemas.microsoft.com/office/word/2010/wordml" xmlns:w15="http://schemas.microsoft.com/office/word/2012/wordml" xmlns:w16cex="http://schemas.microsoft.com/office/word/2018/wordml/cex" xmlns:w16cid="http://schemas.microsoft.com/office/word/2016/wordml/cid" xmlns:w16="http://schemas.microsoft.com/office/word/2018/wordml" xmlns:w16du="http://schemas.microsoft.com/office/word/2023/wordml/word16du" xmlns:w16sdtdh="http://schemas.microsoft.com/office/word/2020/wordml/sdtdatahash" xmlns:w16sdtfl="http://schemas.microsoft.com/office/word/2024/wordml/sdtformatlock" xmlns:w16se="http://schemas.microsoft.com/office/word/2015/wordml/symex" mc:Ignorable="w14 w15 w16se w16cid w16 w16cex w16sdtdh w16sdtfl w16du">
+<w:styles xmlns:w="http://schemas.openxmlformats.org/wordprocessingml/2006/main" xmlns:mc="http://schemas.openxmlformats.org/markup-compatibility/2006" xmlns:r="http://schemas.openxmlformats.org/officeDocument/2006/relationships" xmlns:w14="http://schemas.microsoft.com/office/word/2010/wordml" xmlns:w15="http://schemas.microsoft.com/office/word/2012/wordml" xmlns:wp14="http://schemas.microsoft.com/office/word/2010/wordprocessingDrawing" xmlns:w16cex="http://schemas.microsoft.com/office/word/2018/wordml/cex" xmlns:w16cid="http://schemas.microsoft.com/office/word/2016/wordml/cid" xmlns:w16="http://schemas.microsoft.com/office/word/2018/wordml" xmlns:w16du="http://schemas.microsoft.com/office/word/2023/wordml/word16du" xmlns:w16sdtdh="http://schemas.microsoft.com/office/word/2020/wordml/sdtdatahash" xmlns:w16sdtfl="http://schemas.microsoft.com/office/word/2024/wordml/sdtformatlock" xmlns:w16se="http://schemas.microsoft.com/office/word/2015/wordml/symex" mc:Ignorable="w14 w15 w16se w16cid w16 w16cex w16sdtdh w16sdtfl w16du">
   <w:docDefaults>
     <w:rPrDefault>
       <w:rPr>
@@ -1161,11 +1161,142 @@
         <a:cs typeface="Noto Sans Arabic"/>
       </a:minorFont>
     </a:fontScheme>
-    <a:fmtScheme>
-      <a:fillStyleLst/>
-      <a:lnStyleLst/>
-      <a:effectStyleLst/>
-      <a:bgFillStyleLst/>
+    <a:fmtScheme name="Office">
+      <a:fillStyleLst>
+        <a:solidFill>
+          <a:schemeClr val="phClr"/>
+        </a:solidFill>
+        <a:gradFill rotWithShape="1">
+          <a:gsLst>
+            <a:gs pos="0">
+              <a:schemeClr val="phClr">
+                <a:lumMod val="110000"/>
+                <a:satMod val="105000"/>
+                <a:tint val="67000"/>
+              </a:schemeClr>
+            </a:gs>
+            <a:gs pos="50000">
+              <a:schemeClr val="phClr">
+                <a:lumMod val="105000"/>
+                <a:satMod val="103000"/>
+                <a:tint val="73000"/>
+              </a:schemeClr>
+            </a:gs>
+            <a:gs pos="100000">
+              <a:schemeClr val="phClr">
+                <a:lumMod val="105000"/>
+                <a:satMod val="109000"/>
+                <a:tint val="81000"/>
+              </a:schemeClr>
+            </a:gs>
+          </a:gsLst>
+          <a:lin ang="5400000" scaled="0"/>
+        </a:gradFill>
+        <a:gradFill rotWithShape="1">
+          <a:gsLst>
+            <a:gs pos="0">
+              <a:schemeClr val="phClr">
+                <a:satMod val="103000"/>
+                <a:lumMod val="102000"/>
+                <a:tint val="94000"/>
+              </a:schemeClr>
+            </a:gs>
+            <a:gs pos="50000">
+              <a:schemeClr val="phClr">
+                <a:satMod val="110000"/>
+                <a:lumMod val="100000"/>
+                <a:shade val="100000"/>
+              </a:schemeClr>
+            </a:gs>
+            <a:gs pos="100000">
+              <a:schemeClr val="phClr">
+                <a:lumMod val="99000"/>
+                <a:satMod val="120000"/>
+                <a:shade val="78000"/>
+              </a:schemeClr>
+            </a:gs>
+          </a:gsLst>
+          <a:lin ang="5400000" scaled="0"/>
+        </a:gradFill>
+      </a:fillStyleLst>
+      <a:lnStyleLst>
+        <a:ln w="12700" cap="flat" cmpd="sng" algn="ctr">
+          <a:solidFill>
+            <a:schemeClr val="phClr"/>
+          </a:solidFill>
+          <a:prstDash val="solid"/>
+          <a:miter lim="800000"/>
+        </a:ln>
+        <a:ln w="19050" cap="flat" cmpd="sng" algn="ctr">
+          <a:solidFill>
+            <a:schemeClr val="phClr"/>
+          </a:solidFill>
+          <a:prstDash val="solid"/>
+          <a:miter lim="800000"/>
+        </a:ln>
+        <a:ln w="25400" cap="flat" cmpd="sng" algn="ctr">
+          <a:solidFill>
+            <a:schemeClr val="phClr"/>
+          </a:solidFill>
+          <a:prstDash val="solid"/>
+          <a:miter lim="800000"/>
+        </a:ln>
+      </a:lnStyleLst>
+      <a:effectStyleLst>
+        <a:effectStyle>
+          <a:effectLst/>
+        </a:effectStyle>
+        <a:effectStyle>
+          <a:effectLst/>
+        </a:effectStyle>
+        <a:effectStyle>
+          <a:effectLst>
+            <a:outerShdw blurRad="57150" dist="19050" dir="5400000" algn="ctr" rotWithShape="0">
+              <a:srgbClr val="000000">
+                <a:alpha val="63000"/>
+              </a:srgbClr>
+            </a:outerShdw>
+          </a:effectLst>
+        </a:effectStyle>
+      </a:effectStyleLst>
+      <a:bgFillStyleLst>
+        <a:solidFill>
+          <a:schemeClr val="phClr"/>
+        </a:solidFill>
+        <a:solidFill>
+          <a:schemeClr val="phClr">
+            <a:tint val="95000"/>
+            <a:satMod val="170000"/>
+          </a:schemeClr>
+        </a:solidFill>
+        <a:gradFill rotWithShape="1">
+          <a:gsLst>
+            <a:gs pos="0">
+              <a:schemeClr val="phClr">
+                <a:tint val="93000"/>
+                <a:satMod val="150000"/>
+                <a:shade val="98000"/>
+                <a:lumMod val="102000"/>
+              </a:schemeClr>
+            </a:gs>
+            <a:gs pos="50000">
+              <a:schemeClr val="phClr">
+                <a:tint val="98000"/>
+                <a:satMod val="130000"/>
+                <a:shade val="90000"/>
+                <a:lumMod val="103000"/>
+              </a:schemeClr>
+            </a:gs>
+            <a:gs pos="100000">
+              <a:schemeClr val="phClr">
+                <a:shade val="63000"/>
+                <a:satMod val="120000"/>
+              </a:schemeClr>
+            </a:gs>
+          </a:gsLst>
+          <a:lin ang="5400000" scaled="0"/>
+        </a:gradFill>
+      </a:bgFillStyleLst>
     </a:fmtScheme>
   </a:themeElements>
   <a:objectDefaults/>

--- a/examples/generated/complex_tables.docx
+++ b/examples/generated/complex_tables.docx
@@ -253,7 +253,7 @@
           </w:tcPr>
           <w:p>
             <w:r>
-              <w:t>413K</w:t>
+              <w:t>185K</w:t>
             </w:r>
           </w:p>
         </w:tc>
@@ -263,7 +263,7 @@
           </w:tcPr>
           <w:p>
             <w:r>
-              <w:t>359K</w:t>
+              <w:t>320K</w:t>
             </w:r>
           </w:p>
         </w:tc>
@@ -273,7 +273,7 @@
           </w:tcPr>
           <w:p>
             <w:r>
-              <w:t>366K</w:t>
+              <w:t>283K</w:t>
             </w:r>
           </w:p>
         </w:tc>
@@ -283,7 +283,7 @@
           </w:tcPr>
           <w:p>
             <w:r>
-              <w:t>152K</w:t>
+              <w:t>304K</w:t>
             </w:r>
           </w:p>
         </w:tc>
@@ -305,7 +305,7 @@
           </w:tcPr>
           <w:p>
             <w:r>
-              <w:t>127K</w:t>
+              <w:t>409K</w:t>
             </w:r>
           </w:p>
         </w:tc>
@@ -315,7 +315,7 @@
           </w:tcPr>
           <w:p>
             <w:r>
-              <w:t>417K</w:t>
+              <w:t>113K</w:t>
             </w:r>
           </w:p>
         </w:tc>
@@ -325,7 +325,7 @@
           </w:tcPr>
           <w:p>
             <w:r>
-              <w:t>329K</w:t>
+              <w:t>481K</w:t>
             </w:r>
           </w:p>
         </w:tc>
@@ -335,7 +335,7 @@
           </w:tcPr>
           <w:p>
             <w:r>
-              <w:t>149K</w:t>
+              <w:t>485K</w:t>
             </w:r>
           </w:p>
         </w:tc>
@@ -357,7 +357,7 @@
           </w:tcPr>
           <w:p>
             <w:r>
-              <w:t>207K</w:t>
+              <w:t>458K</w:t>
             </w:r>
           </w:p>
         </w:tc>
@@ -367,7 +367,7 @@
           </w:tcPr>
           <w:p>
             <w:r>
-              <w:t>436K</w:t>
+              <w:t>150K</w:t>
             </w:r>
           </w:p>
         </w:tc>
@@ -377,7 +377,7 @@
           </w:tcPr>
           <w:p>
             <w:r>
-              <w:t>157K</w:t>
+              <w:t>244K</w:t>
             </w:r>
           </w:p>
         </w:tc>
@@ -387,7 +387,7 @@
           </w:tcPr>
           <w:p>
             <w:r>
-              <w:t>297K</w:t>
+              <w:t>337K</w:t>
             </w:r>
           </w:p>
         </w:tc>
@@ -409,7 +409,7 @@
           </w:tcPr>
           <w:p>
             <w:r>
-              <w:t>191K</w:t>
+              <w:t>452K</w:t>
             </w:r>
           </w:p>
         </w:tc>
@@ -419,7 +419,7 @@
           </w:tcPr>
           <w:p>
             <w:r>
-              <w:t>147K</w:t>
+              <w:t>181K</w:t>
             </w:r>
           </w:p>
         </w:tc>
@@ -429,7 +429,7 @@
           </w:tcPr>
           <w:p>
             <w:r>
-              <w:t>327K</w:t>
+              <w:t>298K</w:t>
             </w:r>
           </w:p>
         </w:tc>
@@ -439,7 +439,7 @@
           </w:tcPr>
           <w:p>
             <w:r>
-              <w:t>332K</w:t>
+              <w:t>443K</w:t>
             </w:r>
           </w:p>
         </w:tc>

--- a/examples/generated/complex_tables.docx
+++ b/examples/generated/complex_tables.docx
@@ -1,6 +1,6 @@
 
 <file path=word/document.xml><?xml version="1.0" encoding="utf-8"?>
-<w:document xmlns:w="http://schemas.openxmlformats.org/wordprocessingml/2006/main" xmlns:wpc="http://schemas.microsoft.com/office/word/2010/wordprocessingCanvas" xmlns:cx="http://schemas.microsoft.com/office/drawing/2014/chartex" xmlns:cx1="http://schemas.microsoft.com/office/drawing/2015/9/8/chartex" xmlns:cx2="http://schemas.microsoft.com/office/drawing/2015/10/21/chartex" xmlns:cx3="http://schemas.microsoft.com/office/drawing/2016/5/9/chartex" xmlns:cx4="http://schemas.microsoft.com/office/drawing/2016/5/10/chartex" xmlns:cx5="http://schemas.microsoft.com/office/drawing/2016/5/11/chartex" xmlns:cx6="http://schemas.microsoft.com/office/drawing/2016/5/12/chartex" xmlns:cx7="http://schemas.microsoft.com/office/drawing/2016/5/13/chartex" xmlns:cx8="http://schemas.microsoft.com/office/drawing/2016/5/14/chartex" xmlns:mc="http://schemas.openxmlformats.org/markup-compatibility/2006" xmlns:aink="http://schemas.microsoft.com/office/drawing/2016/ink" xmlns:am3d="http://schemas.microsoft.com/office/drawing/2017/model3d" xmlns:o="urn:schemas-microsoft-com:office:office" xmlns:oel="http://schemas.microsoft.com/office/2019/extlst" xmlns:r="http://schemas.openxmlformats.org/officeDocument/2006/relationships" xmlns:m="http://schemas.openxmlformats.org/officeDocument/2006/math" xmlns:v="urn:schemas-microsoft-com:vml" xmlns:wp14="http://schemas.microsoft.com/office/word/2010/wordprocessingDrawing" xmlns:wp="http://schemas.openxmlformats.org/drawingml/2006/wordprocessingDrawing" xmlns:w10="urn:schemas-microsoft-com:office:word" xmlns:w14="http://schemas.microsoft.com/office/word/2010/wordml" xmlns:w15="http://schemas.microsoft.com/office/word/2012/wordml" xmlns:w16cex="http://schemas.microsoft.com/office/word/2018/wordml/cex" xmlns:w16cid="http://schemas.microsoft.com/office/word/2016/wordml/cid" xmlns:w16="http://schemas.microsoft.com/office/word/2018/wordml" xmlns:w16du="http://schemas.microsoft.com/office/word/2023/wordml/word16du" xmlns:w16sdtdh="http://schemas.microsoft.com/office/word/2020/wordml/sdtdatahash" xmlns:w16sdtfl="http://schemas.microsoft.com/office/word/2024/wordml/sdtformatlock" xmlns:w16se="http://schemas.microsoft.com/office/word/2015/wordml/symex" xmlns:wpg="http://schemas.microsoft.com/office/word/2010/wordprocessingGroup" xmlns:wpi="http://schemas.microsoft.com/office/word/2010/wordprocessingInk" xmlns:wne="http://schemas.microsoft.com/office/word/2006/wordml" xmlns:wps="http://schemas.microsoft.com/office/word/2010/wordprocessingShape" mc:Ignorable="w14 w15 w16se w16cid w16 w16cex w16sdtdh w16sdtfl w16du wp14">
+<w:document xmlns:w="http://schemas.openxmlformats.org/wordprocessingml/2006/main" xmlns:wpc="http://schemas.microsoft.com/office/word/2010/wordprocessingCanvas" xmlns:cx="http://schemas.microsoft.com/office/drawing/2014/chartex" xmlns:cx1="http://schemas.microsoft.com/office/drawing/2015/9/8/chartex" xmlns:cx2="http://schemas.microsoft.com/office/drawing/2015/10/21/chartex" xmlns:cx3="http://schemas.microsoft.com/office/drawing/2016/5/9/chartex" xmlns:cx4="http://schemas.microsoft.com/office/drawing/2016/5/10/chartex" xmlns:cx5="http://schemas.microsoft.com/office/drawing/2016/5/11/chartex" xmlns:cx6="http://schemas.microsoft.com/office/drawing/2016/5/12/chartex" xmlns:cx7="http://schemas.microsoft.com/office/drawing/2016/5/13/chartex" xmlns:cx8="http://schemas.microsoft.com/office/drawing/2016/5/14/chartex" xmlns:mc="http://schemas.openxmlformats.org/markup-compatibility/2006" xmlns:aink="http://schemas.microsoft.com/office/drawing/2016/ink" xmlns:am3d="http://schemas.microsoft.com/office/drawing/2017/model3d" xmlns:o="urn:schemas-microsoft-com:office:office" xmlns:oel="http://schemas.microsoft.com/office/2019/extlst" xmlns:r="http://schemas.openxmlformats.org/officeDocument/2006/relationships" xmlns:m="http://schemas.openxmlformats.org/officeDocument/2006/math" xmlns:v="urn:schemas-microsoft-com:vml" xmlns:wp14="http://schemas.microsoft.com/office/word/2010/wordprocessingDrawing" xmlns:wp="http://schemas.openxmlformats.org/drawingml/2006/wordprocessingDrawing" xmlns:w10="urn:schemas-microsoft-com:office:word" xmlns:w14="http://schemas.microsoft.com/office/word/2010/wordml" xmlns:w15="http://schemas.microsoft.com/office/word/2012/wordml" xmlns:w16cex="http://schemas.microsoft.com/office/word/2018/wordml/cex" xmlns:w16cid="http://schemas.microsoft.com/office/word/2016/wordml/cid" xmlns:w16="http://schemas.microsoft.com/office/word/2018/wordml" xmlns:w16du="http://schemas.microsoft.com/office/word/2023/wordml/word16du" xmlns:w16sdtdh="http://schemas.microsoft.com/office/word/2020/wordml/sdtdatahash" xmlns:w16sdtfl="http://schemas.microsoft.com/office/word/2024/wordml/sdtformatlock" xmlns:w16se="http://schemas.microsoft.com/office/word/2015/wordml/symex" xmlns:wpg="http://schemas.microsoft.com/office/word/2010/wordprocessingGroup" xmlns:wpi="http://schemas.microsoft.com/office/word/2010/wordprocessingInk" xmlns:wne="http://schemas.microsoft.com/office/word/2006/wordml" xmlns:wps="http://schemas.microsoft.com/office/word/2010/wordprocessingShape" mc:Ignorable="w14">
   <w:body>
     <w:p>
       <w:pPr>
@@ -253,7 +253,7 @@
           </w:tcPr>
           <w:p>
             <w:r>
-              <w:t>185K</w:t>
+              <w:t>135K</w:t>
             </w:r>
           </w:p>
         </w:tc>
@@ -263,7 +263,7 @@
           </w:tcPr>
           <w:p>
             <w:r>
-              <w:t>320K</w:t>
+              <w:t>215K</w:t>
             </w:r>
           </w:p>
         </w:tc>
@@ -273,7 +273,7 @@
           </w:tcPr>
           <w:p>
             <w:r>
-              <w:t>283K</w:t>
+              <w:t>263K</w:t>
             </w:r>
           </w:p>
         </w:tc>
@@ -283,7 +283,7 @@
           </w:tcPr>
           <w:p>
             <w:r>
-              <w:t>304K</w:t>
+              <w:t>140K</w:t>
             </w:r>
           </w:p>
         </w:tc>
@@ -305,7 +305,7 @@
           </w:tcPr>
           <w:p>
             <w:r>
-              <w:t>409K</w:t>
+              <w:t>178K</w:t>
             </w:r>
           </w:p>
         </w:tc>
@@ -315,7 +315,7 @@
           </w:tcPr>
           <w:p>
             <w:r>
-              <w:t>113K</w:t>
+              <w:t>442K</w:t>
             </w:r>
           </w:p>
         </w:tc>
@@ -325,7 +325,7 @@
           </w:tcPr>
           <w:p>
             <w:r>
-              <w:t>481K</w:t>
+              <w:t>159K</w:t>
             </w:r>
           </w:p>
         </w:tc>
@@ -335,7 +335,7 @@
           </w:tcPr>
           <w:p>
             <w:r>
-              <w:t>485K</w:t>
+              <w:t>174K</w:t>
             </w:r>
           </w:p>
         </w:tc>
@@ -357,7 +357,7 @@
           </w:tcPr>
           <w:p>
             <w:r>
-              <w:t>458K</w:t>
+              <w:t>228K</w:t>
             </w:r>
           </w:p>
         </w:tc>
@@ -367,7 +367,7 @@
           </w:tcPr>
           <w:p>
             <w:r>
-              <w:t>150K</w:t>
+              <w:t>279K</w:t>
             </w:r>
           </w:p>
         </w:tc>
@@ -377,7 +377,7 @@
           </w:tcPr>
           <w:p>
             <w:r>
-              <w:t>244K</w:t>
+              <w:t>183K</w:t>
             </w:r>
           </w:p>
         </w:tc>
@@ -387,7 +387,7 @@
           </w:tcPr>
           <w:p>
             <w:r>
-              <w:t>337K</w:t>
+              <w:t>115K</w:t>
             </w:r>
           </w:p>
         </w:tc>
@@ -409,7 +409,7 @@
           </w:tcPr>
           <w:p>
             <w:r>
-              <w:t>452K</w:t>
+              <w:t>420K</w:t>
             </w:r>
           </w:p>
         </w:tc>
@@ -419,7 +419,7 @@
           </w:tcPr>
           <w:p>
             <w:r>
-              <w:t>181K</w:t>
+              <w:t>305K</w:t>
             </w:r>
           </w:p>
         </w:tc>
@@ -429,7 +429,7 @@
           </w:tcPr>
           <w:p>
             <w:r>
-              <w:t>298K</w:t>
+              <w:t>450K</w:t>
             </w:r>
           </w:p>
         </w:tc>
@@ -439,7 +439,7 @@
           </w:tcPr>
           <w:p>
             <w:r>
-              <w:t>443K</w:t>
+              <w:t>282K</w:t>
             </w:r>
           </w:p>
         </w:tc>
@@ -516,7 +516,7 @@
 </file>
 
 <file path=word/styles.xml><?xml version="1.0" encoding="utf-8"?>
-<w:styles xmlns:w="http://schemas.openxmlformats.org/wordprocessingml/2006/main" xmlns:mc="http://schemas.openxmlformats.org/markup-compatibility/2006" xmlns:r="http://schemas.openxmlformats.org/officeDocument/2006/relationships" xmlns:w14="http://schemas.microsoft.com/office/word/2010/wordml" xmlns:w15="http://schemas.microsoft.com/office/word/2012/wordml" xmlns:wp14="http://schemas.microsoft.com/office/word/2010/wordprocessingDrawing" xmlns:w16cex="http://schemas.microsoft.com/office/word/2018/wordml/cex" xmlns:w16cid="http://schemas.microsoft.com/office/word/2016/wordml/cid" xmlns:w16="http://schemas.microsoft.com/office/word/2018/wordml" xmlns:w16du="http://schemas.microsoft.com/office/word/2023/wordml/word16du" xmlns:w16sdtdh="http://schemas.microsoft.com/office/word/2020/wordml/sdtdatahash" xmlns:w16sdtfl="http://schemas.microsoft.com/office/word/2024/wordml/sdtformatlock" xmlns:w16se="http://schemas.microsoft.com/office/word/2015/wordml/symex" mc:Ignorable="w14 w15 w16se w16cid w16 w16cex w16sdtdh w16sdtfl w16du">
+<w:styles xmlns:w="http://schemas.openxmlformats.org/wordprocessingml/2006/main" xmlns:mc="http://schemas.openxmlformats.org/markup-compatibility/2006" xmlns:r="http://schemas.openxmlformats.org/officeDocument/2006/relationships" xmlns:w14="http://schemas.microsoft.com/office/word/2010/wordml" xmlns:w15="http://schemas.microsoft.com/office/word/2012/wordml" xmlns:wp14="http://schemas.microsoft.com/office/word/2010/wordprocessingDrawing" xmlns:w16cex="http://schemas.microsoft.com/office/word/2018/wordml/cex" xmlns:w16cid="http://schemas.microsoft.com/office/word/2016/wordml/cid" xmlns:w16="http://schemas.microsoft.com/office/word/2018/wordml" xmlns:w16du="http://schemas.microsoft.com/office/word/2023/wordml/word16du" xmlns:w16sdtdh="http://schemas.microsoft.com/office/word/2020/wordml/sdtdatahash" xmlns:w16sdtfl="http://schemas.microsoft.com/office/word/2024/wordml/sdtformatlock" xmlns:w16se="http://schemas.microsoft.com/office/word/2015/wordml/symex">
   <w:docDefaults>
     <w:rPrDefault>
       <w:rPr>

--- a/examples/generated/complex_tables.docx
+++ b/examples/generated/complex_tables.docx
@@ -253,7 +253,7 @@
           </w:tcPr>
           <w:p>
             <w:r>
-              <w:t>135K</w:t>
+              <w:t>258K</w:t>
             </w:r>
           </w:p>
         </w:tc>
@@ -263,7 +263,7 @@
           </w:tcPr>
           <w:p>
             <w:r>
-              <w:t>215K</w:t>
+              <w:t>494K</w:t>
             </w:r>
           </w:p>
         </w:tc>
@@ -273,7 +273,7 @@
           </w:tcPr>
           <w:p>
             <w:r>
-              <w:t>263K</w:t>
+              <w:t>274K</w:t>
             </w:r>
           </w:p>
         </w:tc>
@@ -283,7 +283,7 @@
           </w:tcPr>
           <w:p>
             <w:r>
-              <w:t>140K</w:t>
+              <w:t>349K</w:t>
             </w:r>
           </w:p>
         </w:tc>
@@ -305,7 +305,7 @@
           </w:tcPr>
           <w:p>
             <w:r>
-              <w:t>178K</w:t>
+              <w:t>231K</w:t>
             </w:r>
           </w:p>
         </w:tc>
@@ -315,7 +315,7 @@
           </w:tcPr>
           <w:p>
             <w:r>
-              <w:t>442K</w:t>
+              <w:t>202K</w:t>
             </w:r>
           </w:p>
         </w:tc>
@@ -325,7 +325,7 @@
           </w:tcPr>
           <w:p>
             <w:r>
-              <w:t>159K</w:t>
+              <w:t>419K</w:t>
             </w:r>
           </w:p>
         </w:tc>
@@ -335,7 +335,7 @@
           </w:tcPr>
           <w:p>
             <w:r>
-              <w:t>174K</w:t>
+              <w:t>312K</w:t>
             </w:r>
           </w:p>
         </w:tc>
@@ -357,7 +357,7 @@
           </w:tcPr>
           <w:p>
             <w:r>
-              <w:t>228K</w:t>
+              <w:t>263K</w:t>
             </w:r>
           </w:p>
         </w:tc>
@@ -367,7 +367,7 @@
           </w:tcPr>
           <w:p>
             <w:r>
-              <w:t>279K</w:t>
+              <w:t>368K</w:t>
             </w:r>
           </w:p>
         </w:tc>
@@ -377,7 +377,7 @@
           </w:tcPr>
           <w:p>
             <w:r>
-              <w:t>183K</w:t>
+              <w:t>194K</w:t>
             </w:r>
           </w:p>
         </w:tc>
@@ -387,7 +387,7 @@
           </w:tcPr>
           <w:p>
             <w:r>
-              <w:t>115K</w:t>
+              <w:t>363K</w:t>
             </w:r>
           </w:p>
         </w:tc>
@@ -409,7 +409,7 @@
           </w:tcPr>
           <w:p>
             <w:r>
-              <w:t>420K</w:t>
+              <w:t>143K</w:t>
             </w:r>
           </w:p>
         </w:tc>
@@ -419,7 +419,7 @@
           </w:tcPr>
           <w:p>
             <w:r>
-              <w:t>305K</w:t>
+              <w:t>391K</w:t>
             </w:r>
           </w:p>
         </w:tc>
@@ -429,7 +429,7 @@
           </w:tcPr>
           <w:p>
             <w:r>
-              <w:t>450K</w:t>
+              <w:t>368K</w:t>
             </w:r>
           </w:p>
         </w:tc>
@@ -439,7 +439,7 @@
           </w:tcPr>
           <w:p>
             <w:r>
-              <w:t>282K</w:t>
+              <w:t>391K</w:t>
             </w:r>
           </w:p>
         </w:tc>

--- a/examples/generated/complex_tables.docx
+++ b/examples/generated/complex_tables.docx
@@ -1,6 +1,6 @@
 
 <file path=word/document.xml><?xml version="1.0" encoding="utf-8"?>
-<w:document xmlns:w="http://schemas.openxmlformats.org/wordprocessingml/2006/main" xmlns:wpc="http://schemas.microsoft.com/office/word/2010/wordprocessingCanvas" xmlns:cx="http://schemas.microsoft.com/office/drawing/2014/chartex" xmlns:cx1="http://schemas.microsoft.com/office/drawing/2015/9/8/chartex" xmlns:cx2="http://schemas.microsoft.com/office/drawing/2015/10/21/chartex" xmlns:cx3="http://schemas.microsoft.com/office/drawing/2016/5/9/chartex" xmlns:cx4="http://schemas.microsoft.com/office/drawing/2016/5/10/chartex" xmlns:cx5="http://schemas.microsoft.com/office/drawing/2016/5/11/chartex" xmlns:cx6="http://schemas.microsoft.com/office/drawing/2016/5/12/chartex" xmlns:cx7="http://schemas.microsoft.com/office/drawing/2016/5/13/chartex" xmlns:cx8="http://schemas.microsoft.com/office/drawing/2016/5/14/chartex" xmlns:mc="http://schemas.openxmlformats.org/markup-compatibility/2006" xmlns:aink="http://schemas.microsoft.com/office/drawing/2016/ink" xmlns:am3d="http://schemas.microsoft.com/office/drawing/2017/model3d" xmlns:o="urn:schemas-microsoft-com:office:office" xmlns:oel="http://schemas.microsoft.com/office/2019/extlst" xmlns:r="http://schemas.openxmlformats.org/officeDocument/2006/relationships" xmlns:m="http://schemas.openxmlformats.org/officeDocument/2006/math" xmlns:v="urn:schemas-microsoft-com:vml" xmlns:wp14="http://schemas.microsoft.com/office/word/2010/wordprocessingDrawing" xmlns:wp="http://schemas.openxmlformats.org/drawingml/2006/wordprocessingDrawing" xmlns:w10="urn:schemas-microsoft-com:office:word" xmlns:w14="http://schemas.microsoft.com/office/word/2010/wordml" xmlns:w15="http://schemas.microsoft.com/office/word/2012/wordml" xmlns:w16cex="http://schemas.microsoft.com/office/word/2018/wordml/cex" xmlns:w16cid="http://schemas.microsoft.com/office/word/2016/wordml/cid" xmlns:w16="http://schemas.microsoft.com/office/word/2018/wordml" xmlns:w16du="http://schemas.microsoft.com/office/word/2023/wordml/word16du" xmlns:w16sdtdh="http://schemas.microsoft.com/office/word/2020/wordml/sdtdatahash" xmlns:w16sdtfl="http://schemas.microsoft.com/office/word/2024/wordml/sdtformatlock" xmlns:w16se="http://schemas.microsoft.com/office/word/2015/wordml/symex" xmlns:wpg="http://schemas.microsoft.com/office/word/2010/wordprocessingGroup" xmlns:wpi="http://schemas.microsoft.com/office/word/2010/wordprocessingInk" xmlns:wne="http://schemas.microsoft.com/office/word/2006/wordml" xmlns:wps="http://schemas.microsoft.com/office/word/2010/wordprocessingShape" mc:Ignorable="w14">
+<w:document xmlns:w="http://schemas.openxmlformats.org/wordprocessingml/2006/main" xmlns:wpc="http://schemas.microsoft.com/office/word/2010/wordprocessingCanvas" xmlns:cx="http://schemas.microsoft.com/office/drawing/2014/chartex" xmlns:cx1="http://schemas.microsoft.com/office/drawing/2015/9/8/chartex" xmlns:cx2="http://schemas.microsoft.com/office/drawing/2015/10/21/chartex" xmlns:cx3="http://schemas.microsoft.com/office/drawing/2016/5/9/chartex" xmlns:cx4="http://schemas.microsoft.com/office/drawing/2016/5/10/chartex" xmlns:cx5="http://schemas.microsoft.com/office/drawing/2016/5/11/chartex" xmlns:cx6="http://schemas.microsoft.com/office/drawing/2016/5/12/chartex" xmlns:cx7="http://schemas.microsoft.com/office/drawing/2016/5/13/chartex" xmlns:cx8="http://schemas.microsoft.com/office/drawing/2016/5/14/chartex" xmlns:mc="http://schemas.openxmlformats.org/markup-compatibility/2006" xmlns:aink="http://schemas.microsoft.com/office/drawing/2016/ink" xmlns:am3d="http://schemas.microsoft.com/office/drawing/2017/model3d" xmlns:o="urn:schemas-microsoft-com:office:office" xmlns:oel="http://schemas.microsoft.com/office/2019/extlst" xmlns:r="http://schemas.openxmlformats.org/officeDocument/2006/relationships" xmlns:m="http://schemas.openxmlformats.org/officeDocument/2006/math" xmlns:v="urn:schemas-microsoft-com:vml" xmlns:wp14="http://schemas.microsoft.com/office/word/2010/wordprocessingDrawing" xmlns:wp="http://schemas.openxmlformats.org/drawingml/2006/wordprocessingDrawing" xmlns:w10="urn:schemas-microsoft-com:office:word" xmlns:w14="http://schemas.microsoft.com/office/word/2010/wordml" xmlns:w15="http://schemas.microsoft.com/office/word/2012/wordml" xmlns:w16cex="http://schemas.microsoft.com/office/word/2018/wordml/cex" xmlns:w16cid="http://schemas.microsoft.com/office/word/2016/wordml/cid" xmlns:w16="http://schemas.microsoft.com/office/word/2018/wordml" xmlns:w16du="http://schemas.microsoft.com/office/word/2023/wordml/word16du" xmlns:w16sdtdh="http://schemas.microsoft.com/office/word/2020/wordml/sdtdatahash" xmlns:w16sdtfl="http://schemas.microsoft.com/office/word/2024/wordml/sdtformatlock" xmlns:w16se="http://schemas.microsoft.com/office/word/2015/wordml/symex" xmlns:wpg="http://schemas.microsoft.com/office/word/2010/wordprocessingGroup" xmlns:wpi="http://schemas.microsoft.com/office/word/2010/wordprocessingInk" xmlns:wne="http://schemas.microsoft.com/office/word/2006/wordml" xmlns:wps="http://schemas.microsoft.com/office/word/2010/wordprocessingShape" mc:Ignorable="w14 w15 w16se w16cid w16 w16cex w16sdtdh w16sdtfl w16du wp14">
   <w:body>
     <w:p>
       <w:pPr>
@@ -253,7 +253,7 @@
           </w:tcPr>
           <w:p>
             <w:r>
-              <w:t>258K</w:t>
+              <w:t>476K</w:t>
             </w:r>
           </w:p>
         </w:tc>
@@ -263,7 +263,7 @@
           </w:tcPr>
           <w:p>
             <w:r>
-              <w:t>494K</w:t>
+              <w:t>363K</w:t>
             </w:r>
           </w:p>
         </w:tc>
@@ -273,7 +273,7 @@
           </w:tcPr>
           <w:p>
             <w:r>
-              <w:t>274K</w:t>
+              <w:t>433K</w:t>
             </w:r>
           </w:p>
         </w:tc>
@@ -283,7 +283,7 @@
           </w:tcPr>
           <w:p>
             <w:r>
-              <w:t>349K</w:t>
+              <w:t>278K</w:t>
             </w:r>
           </w:p>
         </w:tc>
@@ -305,7 +305,7 @@
           </w:tcPr>
           <w:p>
             <w:r>
-              <w:t>231K</w:t>
+              <w:t>337K</w:t>
             </w:r>
           </w:p>
         </w:tc>
@@ -315,7 +315,7 @@
           </w:tcPr>
           <w:p>
             <w:r>
-              <w:t>202K</w:t>
+              <w:t>132K</w:t>
             </w:r>
           </w:p>
         </w:tc>
@@ -325,7 +325,7 @@
           </w:tcPr>
           <w:p>
             <w:r>
-              <w:t>419K</w:t>
+              <w:t>143K</w:t>
             </w:r>
           </w:p>
         </w:tc>
@@ -335,7 +335,7 @@
           </w:tcPr>
           <w:p>
             <w:r>
-              <w:t>312K</w:t>
+              <w:t>195K</w:t>
             </w:r>
           </w:p>
         </w:tc>
@@ -357,7 +357,7 @@
           </w:tcPr>
           <w:p>
             <w:r>
-              <w:t>263K</w:t>
+              <w:t>367K</w:t>
             </w:r>
           </w:p>
         </w:tc>
@@ -367,7 +367,7 @@
           </w:tcPr>
           <w:p>
             <w:r>
-              <w:t>368K</w:t>
+              <w:t>439K</w:t>
             </w:r>
           </w:p>
         </w:tc>
@@ -377,7 +377,7 @@
           </w:tcPr>
           <w:p>
             <w:r>
-              <w:t>194K</w:t>
+              <w:t>489K</w:t>
             </w:r>
           </w:p>
         </w:tc>
@@ -387,7 +387,7 @@
           </w:tcPr>
           <w:p>
             <w:r>
-              <w:t>363K</w:t>
+              <w:t>251K</w:t>
             </w:r>
           </w:p>
         </w:tc>
@@ -409,7 +409,7 @@
           </w:tcPr>
           <w:p>
             <w:r>
-              <w:t>143K</w:t>
+              <w:t>111K</w:t>
             </w:r>
           </w:p>
         </w:tc>
@@ -419,7 +419,7 @@
           </w:tcPr>
           <w:p>
             <w:r>
-              <w:t>391K</w:t>
+              <w:t>181K</w:t>
             </w:r>
           </w:p>
         </w:tc>
@@ -429,7 +429,7 @@
           </w:tcPr>
           <w:p>
             <w:r>
-              <w:t>368K</w:t>
+              <w:t>329K</w:t>
             </w:r>
           </w:p>
         </w:tc>
@@ -439,7 +439,7 @@
           </w:tcPr>
           <w:p>
             <w:r>
-              <w:t>391K</w:t>
+              <w:t>139K</w:t>
             </w:r>
           </w:p>
         </w:tc>
@@ -516,7 +516,7 @@
 </file>
 
 <file path=word/styles.xml><?xml version="1.0" encoding="utf-8"?>
-<w:styles xmlns:w="http://schemas.openxmlformats.org/wordprocessingml/2006/main" xmlns:mc="http://schemas.openxmlformats.org/markup-compatibility/2006" xmlns:r="http://schemas.openxmlformats.org/officeDocument/2006/relationships" xmlns:w14="http://schemas.microsoft.com/office/word/2010/wordml" xmlns:w15="http://schemas.microsoft.com/office/word/2012/wordml" xmlns:wp14="http://schemas.microsoft.com/office/word/2010/wordprocessingDrawing" xmlns:w16cex="http://schemas.microsoft.com/office/word/2018/wordml/cex" xmlns:w16cid="http://schemas.microsoft.com/office/word/2016/wordml/cid" xmlns:w16="http://schemas.microsoft.com/office/word/2018/wordml" xmlns:w16du="http://schemas.microsoft.com/office/word/2023/wordml/word16du" xmlns:w16sdtdh="http://schemas.microsoft.com/office/word/2020/wordml/sdtdatahash" xmlns:w16sdtfl="http://schemas.microsoft.com/office/word/2024/wordml/sdtformatlock" xmlns:w16se="http://schemas.microsoft.com/office/word/2015/wordml/symex">
+<w:styles xmlns:w="http://schemas.openxmlformats.org/wordprocessingml/2006/main" xmlns:mc="http://schemas.openxmlformats.org/markup-compatibility/2006" xmlns:r="http://schemas.openxmlformats.org/officeDocument/2006/relationships" xmlns:w14="http://schemas.microsoft.com/office/word/2010/wordml" xmlns:w15="http://schemas.microsoft.com/office/word/2012/wordml" xmlns:wp14="http://schemas.microsoft.com/office/word/2010/wordprocessingDrawing" xmlns:w16cex="http://schemas.microsoft.com/office/word/2018/wordml/cex" xmlns:w16cid="http://schemas.microsoft.com/office/word/2016/wordml/cid" xmlns:w16="http://schemas.microsoft.com/office/word/2018/wordml" xmlns:w16du="http://schemas.microsoft.com/office/word/2023/wordml/word16du" xmlns:w16sdtdh="http://schemas.microsoft.com/office/word/2020/wordml/sdtdatahash" xmlns:w16sdtfl="http://schemas.microsoft.com/office/word/2024/wordml/sdtformatlock" xmlns:w16se="http://schemas.microsoft.com/office/word/2015/wordml/symex" mc:Ignorable="w14 w15 w16se w16cid w16 w16cex w16sdtdh w16sdtfl w16du">
   <w:docDefaults>
     <w:rPrDefault>
       <w:rPr>

--- a/examples/generated/complex_tables.docx
+++ b/examples/generated/complex_tables.docx
@@ -1,6 +1,6 @@
 
 <file path=word/document.xml><?xml version="1.0" encoding="utf-8"?>
-<w:document xmlns:w="http://schemas.openxmlformats.org/wordprocessingml/2006/main" xmlns:wpc="http://schemas.microsoft.com/office/word/2010/wordprocessingCanvas" xmlns:cx="http://schemas.microsoft.com/office/drawing/2014/chartex" xmlns:cx1="http://schemas.microsoft.com/office/drawing/2015/9/8/chartex" xmlns:cx2="http://schemas.microsoft.com/office/drawing/2015/10/21/chartex" xmlns:cx3="http://schemas.microsoft.com/office/drawing/2016/5/9/chartex" xmlns:cx4="http://schemas.microsoft.com/office/drawing/2016/5/10/chartex" xmlns:cx5="http://schemas.microsoft.com/office/drawing/2016/5/11/chartex" xmlns:cx6="http://schemas.microsoft.com/office/drawing/2016/5/12/chartex" xmlns:cx7="http://schemas.microsoft.com/office/drawing/2016/5/13/chartex" xmlns:cx8="http://schemas.microsoft.com/office/drawing/2016/5/14/chartex" xmlns:mc="http://schemas.openxmlformats.org/markup-compatibility/2006" xmlns:aink="http://schemas.microsoft.com/office/drawing/2016/ink" xmlns:am3d="http://schemas.microsoft.com/office/drawing/2017/model3d" xmlns:o="urn:schemas-microsoft-com:office:office" xmlns:oel="http://schemas.microsoft.com/office/2019/extlst" xmlns:r="http://schemas.openxmlformats.org/officeDocument/2006/relationships" xmlns:m="http://schemas.openxmlformats.org/officeDocument/2006/math" xmlns:v="urn:schemas-microsoft-com:vml" xmlns:wp14="http://schemas.microsoft.com/office/word/2010/wordprocessingDrawing" xmlns:wp="http://schemas.openxmlformats.org/drawingml/2006/wordprocessingDrawing" xmlns:w10="urn:schemas-microsoft-com:office:word" xmlns:w14="http://schemas.microsoft.com/office/word/2010/wordml" xmlns:w15="http://schemas.microsoft.com/office/word/2012/wordml" xmlns:w16cex="http://schemas.microsoft.com/office/word/2018/wordml/cex" xmlns:w16cid="http://schemas.microsoft.com/office/word/2016/wordml/cid" xmlns:w16="http://schemas.microsoft.com/office/word/2018/wordml" xmlns:w16du="http://schemas.microsoft.com/office/word/2023/wordml/word16du" xmlns:w16sdtdh="http://schemas.microsoft.com/office/word/2020/wordml/sdtdatahash" xmlns:w16sdtfl="http://schemas.microsoft.com/office/word/2024/wordml/sdtformatlock" xmlns:w16se="http://schemas.microsoft.com/office/word/2015/wordml/symex" xmlns:wpg="http://schemas.microsoft.com/office/word/2010/wordprocessingGroup" xmlns:wpi="http://schemas.microsoft.com/office/word/2010/wordprocessingInk" xmlns:wne="http://schemas.microsoft.com/office/word/2006/wordml" xmlns:wps="http://schemas.microsoft.com/office/word/2010/wordprocessingShape" mc:Ignorable="w14 w15 w16se w16cid w16 w16cex w16sdtdh w16sdtfl w16du wp14">
+<w:document xmlns:w="http://schemas.openxmlformats.org/wordprocessingml/2006/main" xmlns:wpc="http://schemas.microsoft.com/office/word/2010/wordprocessingCanvas" xmlns:cx="http://schemas.microsoft.com/office/drawing/2014/chartex" xmlns:cx1="http://schemas.microsoft.com/office/drawing/2015/9/8/chartex" xmlns:cx2="http://schemas.microsoft.com/office/drawing/2015/10/21/chartex" xmlns:cx3="http://schemas.microsoft.com/office/drawing/2016/5/9/chartex" xmlns:cx4="http://schemas.microsoft.com/office/drawing/2016/5/10/chartex" xmlns:cx5="http://schemas.microsoft.com/office/drawing/2016/5/11/chartex" xmlns:cx6="http://schemas.microsoft.com/office/drawing/2016/5/12/chartex" xmlns:cx7="http://schemas.microsoft.com/office/drawing/2016/5/13/chartex" xmlns:cx8="http://schemas.microsoft.com/office/drawing/2016/5/14/chartex" xmlns:mc="http://schemas.openxmlformats.org/markup-compatibility/2006" xmlns:aink="http://schemas.microsoft.com/office/drawing/2016/ink" xmlns:am3d="http://schemas.microsoft.com/office/drawing/2017/model3d" xmlns:o="urn:schemas-microsoft-com:office:office" xmlns:oel="http://schemas.microsoft.com/office/2019/extlst" xmlns:r="http://schemas.openxmlformats.org/officeDocument/2006/relationships" xmlns:m="http://schemas.openxmlformats.org/officeDocument/2006/math" xmlns:v="urn:schemas-microsoft-com:vml" xmlns:wp14="http://schemas.microsoft.com/office/word/2010/wordprocessingDrawing" xmlns:wp="http://schemas.openxmlformats.org/drawingml/2006/wordprocessingDrawing" xmlns:w10="urn:schemas-microsoft-com:office:word" xmlns:w14="http://schemas.microsoft.com/office/word/2010/wordml" xmlns:w15="http://schemas.microsoft.com/office/word/2012/wordml" xmlns:w16cex="http://schemas.microsoft.com/office/word/2018/wordml/cex" xmlns:w16cid="http://schemas.microsoft.com/office/word/2016/wordml/cid" xmlns:w16="http://schemas.microsoft.com/office/word/2018/wordml" xmlns:w16du="http://schemas.microsoft.com/office/word/2023/wordml/word16du" xmlns:w16sdtdh="http://schemas.microsoft.com/office/word/2020/wordml/sdtdatahash" xmlns:w16sdtfl="http://schemas.microsoft.com/office/word/2024/wordml/sdtformatlock" xmlns:w16se="http://schemas.microsoft.com/office/word/2015/wordml/symex" xmlns:wpg="http://schemas.microsoft.com/office/word/2010/wordprocessingGroup" xmlns:wpi="http://schemas.microsoft.com/office/word/2010/wordprocessingInk" xmlns:wne="http://schemas.microsoft.com/office/word/2006/wordml" xmlns:wps="http://schemas.microsoft.com/office/word/2010/wordprocessingShape" mc:Ignorable="w14">
   <w:body>
     <w:p>
       <w:pPr>
@@ -253,7 +253,7 @@
           </w:tcPr>
           <w:p>
             <w:r>
-              <w:t>476K</w:t>
+              <w:t>101K</w:t>
             </w:r>
           </w:p>
         </w:tc>
@@ -263,7 +263,7 @@
           </w:tcPr>
           <w:p>
             <w:r>
-              <w:t>363K</w:t>
+              <w:t>173K</w:t>
             </w:r>
           </w:p>
         </w:tc>
@@ -273,7 +273,7 @@
           </w:tcPr>
           <w:p>
             <w:r>
-              <w:t>433K</w:t>
+              <w:t>441K</w:t>
             </w:r>
           </w:p>
         </w:tc>
@@ -283,7 +283,7 @@
           </w:tcPr>
           <w:p>
             <w:r>
-              <w:t>278K</w:t>
+              <w:t>375K</w:t>
             </w:r>
           </w:p>
         </w:tc>
@@ -305,7 +305,7 @@
           </w:tcPr>
           <w:p>
             <w:r>
-              <w:t>337K</w:t>
+              <w:t>219K</w:t>
             </w:r>
           </w:p>
         </w:tc>
@@ -315,7 +315,7 @@
           </w:tcPr>
           <w:p>
             <w:r>
-              <w:t>132K</w:t>
+              <w:t>328K</w:t>
             </w:r>
           </w:p>
         </w:tc>
@@ -325,7 +325,7 @@
           </w:tcPr>
           <w:p>
             <w:r>
-              <w:t>143K</w:t>
+              <w:t>179K</w:t>
             </w:r>
           </w:p>
         </w:tc>
@@ -335,7 +335,7 @@
           </w:tcPr>
           <w:p>
             <w:r>
-              <w:t>195K</w:t>
+              <w:t>218K</w:t>
             </w:r>
           </w:p>
         </w:tc>
@@ -357,7 +357,7 @@
           </w:tcPr>
           <w:p>
             <w:r>
-              <w:t>367K</w:t>
+              <w:t>172K</w:t>
             </w:r>
           </w:p>
         </w:tc>
@@ -367,7 +367,7 @@
           </w:tcPr>
           <w:p>
             <w:r>
-              <w:t>439K</w:t>
+              <w:t>298K</w:t>
             </w:r>
           </w:p>
         </w:tc>
@@ -377,7 +377,7 @@
           </w:tcPr>
           <w:p>
             <w:r>
-              <w:t>489K</w:t>
+              <w:t>302K</w:t>
             </w:r>
           </w:p>
         </w:tc>
@@ -387,7 +387,7 @@
           </w:tcPr>
           <w:p>
             <w:r>
-              <w:t>251K</w:t>
+              <w:t>428K</w:t>
             </w:r>
           </w:p>
         </w:tc>
@@ -409,7 +409,7 @@
           </w:tcPr>
           <w:p>
             <w:r>
-              <w:t>111K</w:t>
+              <w:t>465K</w:t>
             </w:r>
           </w:p>
         </w:tc>
@@ -419,7 +419,7 @@
           </w:tcPr>
           <w:p>
             <w:r>
-              <w:t>181K</w:t>
+              <w:t>375K</w:t>
             </w:r>
           </w:p>
         </w:tc>
@@ -429,7 +429,7 @@
           </w:tcPr>
           <w:p>
             <w:r>
-              <w:t>329K</w:t>
+              <w:t>488K</w:t>
             </w:r>
           </w:p>
         </w:tc>
@@ -439,7 +439,7 @@
           </w:tcPr>
           <w:p>
             <w:r>
-              <w:t>139K</w:t>
+              <w:t>344K</w:t>
             </w:r>
           </w:p>
         </w:tc>
@@ -516,7 +516,7 @@
 </file>
 
 <file path=word/styles.xml><?xml version="1.0" encoding="utf-8"?>
-<w:styles xmlns:w="http://schemas.openxmlformats.org/wordprocessingml/2006/main" xmlns:mc="http://schemas.openxmlformats.org/markup-compatibility/2006" xmlns:r="http://schemas.openxmlformats.org/officeDocument/2006/relationships" xmlns:w14="http://schemas.microsoft.com/office/word/2010/wordml" xmlns:w15="http://schemas.microsoft.com/office/word/2012/wordml" xmlns:wp14="http://schemas.microsoft.com/office/word/2010/wordprocessingDrawing" xmlns:w16cex="http://schemas.microsoft.com/office/word/2018/wordml/cex" xmlns:w16cid="http://schemas.microsoft.com/office/word/2016/wordml/cid" xmlns:w16="http://schemas.microsoft.com/office/word/2018/wordml" xmlns:w16du="http://schemas.microsoft.com/office/word/2023/wordml/word16du" xmlns:w16sdtdh="http://schemas.microsoft.com/office/word/2020/wordml/sdtdatahash" xmlns:w16sdtfl="http://schemas.microsoft.com/office/word/2024/wordml/sdtformatlock" xmlns:w16se="http://schemas.microsoft.com/office/word/2015/wordml/symex" mc:Ignorable="w14 w15 w16se w16cid w16 w16cex w16sdtdh w16sdtfl w16du">
+<w:styles xmlns:w="http://schemas.openxmlformats.org/wordprocessingml/2006/main" xmlns:mc="http://schemas.openxmlformats.org/markup-compatibility/2006" xmlns:r="http://schemas.openxmlformats.org/officeDocument/2006/relationships" xmlns:w14="http://schemas.microsoft.com/office/word/2010/wordml" xmlns:w15="http://schemas.microsoft.com/office/word/2012/wordml" xmlns:wp14="http://schemas.microsoft.com/office/word/2010/wordprocessingDrawing" xmlns:w16cex="http://schemas.microsoft.com/office/word/2018/wordml/cex" xmlns:w16cid="http://schemas.microsoft.com/office/word/2016/wordml/cid" xmlns:w16="http://schemas.microsoft.com/office/word/2018/wordml" xmlns:w16du="http://schemas.microsoft.com/office/word/2023/wordml/word16du" xmlns:w16sdtdh="http://schemas.microsoft.com/office/word/2020/wordml/sdtdatahash" xmlns:w16sdtfl="http://schemas.microsoft.com/office/word/2024/wordml/sdtformatlock" xmlns:w16se="http://schemas.microsoft.com/office/word/2015/wordml/symex">
   <w:docDefaults>
     <w:rPrDefault>
       <w:rPr>

--- a/examples/generated/complex_tables.docx
+++ b/examples/generated/complex_tables.docx
@@ -253,7 +253,7 @@
           </w:tcPr>
           <w:p>
             <w:r>
-              <w:t>101K</w:t>
+              <w:t>381K</w:t>
             </w:r>
           </w:p>
         </w:tc>
@@ -263,7 +263,7 @@
           </w:tcPr>
           <w:p>
             <w:r>
-              <w:t>173K</w:t>
+              <w:t>223K</w:t>
             </w:r>
           </w:p>
         </w:tc>
@@ -273,7 +273,7 @@
           </w:tcPr>
           <w:p>
             <w:r>
-              <w:t>441K</w:t>
+              <w:t>126K</w:t>
             </w:r>
           </w:p>
         </w:tc>
@@ -283,7 +283,7 @@
           </w:tcPr>
           <w:p>
             <w:r>
-              <w:t>375K</w:t>
+              <w:t>279K</w:t>
             </w:r>
           </w:p>
         </w:tc>
@@ -305,7 +305,7 @@
           </w:tcPr>
           <w:p>
             <w:r>
-              <w:t>219K</w:t>
+              <w:t>205K</w:t>
             </w:r>
           </w:p>
         </w:tc>
@@ -315,7 +315,7 @@
           </w:tcPr>
           <w:p>
             <w:r>
-              <w:t>328K</w:t>
+              <w:t>407K</w:t>
             </w:r>
           </w:p>
         </w:tc>
@@ -325,7 +325,7 @@
           </w:tcPr>
           <w:p>
             <w:r>
-              <w:t>179K</w:t>
+              <w:t>285K</w:t>
             </w:r>
           </w:p>
         </w:tc>
@@ -335,7 +335,7 @@
           </w:tcPr>
           <w:p>
             <w:r>
-              <w:t>218K</w:t>
+              <w:t>388K</w:t>
             </w:r>
           </w:p>
         </w:tc>
@@ -357,37 +357,37 @@
           </w:tcPr>
           <w:p>
             <w:r>
+              <w:t>214K</w:t>
+            </w:r>
+          </w:p>
+        </w:tc>
+        <w:tc>
+          <w:tcPr>
+            <w:shd w:val="clear" w:fill="F2F2F2"/>
+          </w:tcPr>
+          <w:p>
+            <w:r>
+              <w:t>409K</w:t>
+            </w:r>
+          </w:p>
+        </w:tc>
+        <w:tc>
+          <w:tcPr>
+            <w:shd w:val="clear" w:fill="F2F2F2"/>
+          </w:tcPr>
+          <w:p>
+            <w:r>
+              <w:t>145K</w:t>
+            </w:r>
+          </w:p>
+        </w:tc>
+        <w:tc>
+          <w:tcPr>
+            <w:shd w:val="clear" w:fill="F2F2F2"/>
+          </w:tcPr>
+          <w:p>
+            <w:r>
               <w:t>172K</w:t>
-            </w:r>
-          </w:p>
-        </w:tc>
-        <w:tc>
-          <w:tcPr>
-            <w:shd w:val="clear" w:fill="F2F2F2"/>
-          </w:tcPr>
-          <w:p>
-            <w:r>
-              <w:t>298K</w:t>
-            </w:r>
-          </w:p>
-        </w:tc>
-        <w:tc>
-          <w:tcPr>
-            <w:shd w:val="clear" w:fill="F2F2F2"/>
-          </w:tcPr>
-          <w:p>
-            <w:r>
-              <w:t>302K</w:t>
-            </w:r>
-          </w:p>
-        </w:tc>
-        <w:tc>
-          <w:tcPr>
-            <w:shd w:val="clear" w:fill="F2F2F2"/>
-          </w:tcPr>
-          <w:p>
-            <w:r>
-              <w:t>428K</w:t>
             </w:r>
           </w:p>
         </w:tc>
@@ -409,7 +409,7 @@
           </w:tcPr>
           <w:p>
             <w:r>
-              <w:t>465K</w:t>
+              <w:t>356K</w:t>
             </w:r>
           </w:p>
         </w:tc>
@@ -419,7 +419,7 @@
           </w:tcPr>
           <w:p>
             <w:r>
-              <w:t>375K</w:t>
+              <w:t>168K</w:t>
             </w:r>
           </w:p>
         </w:tc>
@@ -429,7 +429,7 @@
           </w:tcPr>
           <w:p>
             <w:r>
-              <w:t>488K</w:t>
+              <w:t>162K</w:t>
             </w:r>
           </w:p>
         </w:tc>
@@ -439,7 +439,7 @@
           </w:tcPr>
           <w:p>
             <w:r>
-              <w:t>344K</w:t>
+              <w:t>189K</w:t>
             </w:r>
           </w:p>
         </w:tc>

--- a/examples/generated/complex_tables.docx
+++ b/examples/generated/complex_tables.docx
@@ -253,7 +253,7 @@
           </w:tcPr>
           <w:p>
             <w:r>
-              <w:t>381K</w:t>
+              <w:t>181K</w:t>
             </w:r>
           </w:p>
         </w:tc>
@@ -263,7 +263,7 @@
           </w:tcPr>
           <w:p>
             <w:r>
-              <w:t>223K</w:t>
+              <w:t>347K</w:t>
             </w:r>
           </w:p>
         </w:tc>
@@ -273,7 +273,7 @@
           </w:tcPr>
           <w:p>
             <w:r>
-              <w:t>126K</w:t>
+              <w:t>495K</w:t>
             </w:r>
           </w:p>
         </w:tc>
@@ -283,7 +283,7 @@
           </w:tcPr>
           <w:p>
             <w:r>
-              <w:t>279K</w:t>
+              <w:t>218K</w:t>
             </w:r>
           </w:p>
         </w:tc>
@@ -305,7 +305,7 @@
           </w:tcPr>
           <w:p>
             <w:r>
-              <w:t>205K</w:t>
+              <w:t>322K</w:t>
             </w:r>
           </w:p>
         </w:tc>
@@ -315,7 +315,7 @@
           </w:tcPr>
           <w:p>
             <w:r>
-              <w:t>407K</w:t>
+              <w:t>193K</w:t>
             </w:r>
           </w:p>
         </w:tc>
@@ -325,7 +325,7 @@
           </w:tcPr>
           <w:p>
             <w:r>
-              <w:t>285K</w:t>
+              <w:t>149K</w:t>
             </w:r>
           </w:p>
         </w:tc>
@@ -335,7 +335,7 @@
           </w:tcPr>
           <w:p>
             <w:r>
-              <w:t>388K</w:t>
+              <w:t>477K</w:t>
             </w:r>
           </w:p>
         </w:tc>
@@ -357,7 +357,7 @@
           </w:tcPr>
           <w:p>
             <w:r>
-              <w:t>214K</w:t>
+              <w:t>256K</w:t>
             </w:r>
           </w:p>
         </w:tc>
@@ -367,7 +367,7 @@
           </w:tcPr>
           <w:p>
             <w:r>
-              <w:t>409K</w:t>
+              <w:t>176K</w:t>
             </w:r>
           </w:p>
         </w:tc>
@@ -377,7 +377,7 @@
           </w:tcPr>
           <w:p>
             <w:r>
-              <w:t>145K</w:t>
+              <w:t>491K</w:t>
             </w:r>
           </w:p>
         </w:tc>
@@ -387,7 +387,7 @@
           </w:tcPr>
           <w:p>
             <w:r>
-              <w:t>172K</w:t>
+              <w:t>309K</w:t>
             </w:r>
           </w:p>
         </w:tc>
@@ -409,7 +409,7 @@
           </w:tcPr>
           <w:p>
             <w:r>
-              <w:t>356K</w:t>
+              <w:t>496K</w:t>
             </w:r>
           </w:p>
         </w:tc>
@@ -419,7 +419,7 @@
           </w:tcPr>
           <w:p>
             <w:r>
-              <w:t>168K</w:t>
+              <w:t>481K</w:t>
             </w:r>
           </w:p>
         </w:tc>
@@ -429,7 +429,7 @@
           </w:tcPr>
           <w:p>
             <w:r>
-              <w:t>162K</w:t>
+              <w:t>458K</w:t>
             </w:r>
           </w:p>
         </w:tc>
@@ -439,7 +439,7 @@
           </w:tcPr>
           <w:p>
             <w:r>
-              <w:t>189K</w:t>
+              <w:t>217K</w:t>
             </w:r>
           </w:p>
         </w:tc>

--- a/examples/generated/complex_tables.docx
+++ b/examples/generated/complex_tables.docx
@@ -253,7 +253,7 @@
           </w:tcPr>
           <w:p>
             <w:r>
-              <w:t>181K</w:t>
+              <w:t>403K</w:t>
             </w:r>
           </w:p>
         </w:tc>
@@ -263,7 +263,7 @@
           </w:tcPr>
           <w:p>
             <w:r>
-              <w:t>347K</w:t>
+              <w:t>144K</w:t>
             </w:r>
           </w:p>
         </w:tc>
@@ -273,7 +273,7 @@
           </w:tcPr>
           <w:p>
             <w:r>
-              <w:t>495K</w:t>
+              <w:t>490K</w:t>
             </w:r>
           </w:p>
         </w:tc>
@@ -283,7 +283,7 @@
           </w:tcPr>
           <w:p>
             <w:r>
-              <w:t>218K</w:t>
+              <w:t>367K</w:t>
             </w:r>
           </w:p>
         </w:tc>
@@ -305,7 +305,7 @@
           </w:tcPr>
           <w:p>
             <w:r>
-              <w:t>322K</w:t>
+              <w:t>336K</w:t>
             </w:r>
           </w:p>
         </w:tc>
@@ -315,7 +315,7 @@
           </w:tcPr>
           <w:p>
             <w:r>
-              <w:t>193K</w:t>
+              <w:t>153K</w:t>
             </w:r>
           </w:p>
         </w:tc>
@@ -325,7 +325,7 @@
           </w:tcPr>
           <w:p>
             <w:r>
-              <w:t>149K</w:t>
+              <w:t>299K</w:t>
             </w:r>
           </w:p>
         </w:tc>
@@ -335,7 +335,7 @@
           </w:tcPr>
           <w:p>
             <w:r>
-              <w:t>477K</w:t>
+              <w:t>350K</w:t>
             </w:r>
           </w:p>
         </w:tc>
@@ -357,7 +357,7 @@
           </w:tcPr>
           <w:p>
             <w:r>
-              <w:t>256K</w:t>
+              <w:t>113K</w:t>
             </w:r>
           </w:p>
         </w:tc>
@@ -367,7 +367,7 @@
           </w:tcPr>
           <w:p>
             <w:r>
-              <w:t>176K</w:t>
+              <w:t>368K</w:t>
             </w:r>
           </w:p>
         </w:tc>
@@ -377,7 +377,7 @@
           </w:tcPr>
           <w:p>
             <w:r>
-              <w:t>491K</w:t>
+              <w:t>163K</w:t>
             </w:r>
           </w:p>
         </w:tc>
@@ -387,7 +387,7 @@
           </w:tcPr>
           <w:p>
             <w:r>
-              <w:t>309K</w:t>
+              <w:t>124K</w:t>
             </w:r>
           </w:p>
         </w:tc>
@@ -409,7 +409,7 @@
           </w:tcPr>
           <w:p>
             <w:r>
-              <w:t>496K</w:t>
+              <w:t>220K</w:t>
             </w:r>
           </w:p>
         </w:tc>
@@ -419,7 +419,7 @@
           </w:tcPr>
           <w:p>
             <w:r>
-              <w:t>481K</w:t>
+              <w:t>276K</w:t>
             </w:r>
           </w:p>
         </w:tc>
@@ -429,7 +429,7 @@
           </w:tcPr>
           <w:p>
             <w:r>
-              <w:t>458K</w:t>
+              <w:t>306K</w:t>
             </w:r>
           </w:p>
         </w:tc>
@@ -439,7 +439,7 @@
           </w:tcPr>
           <w:p>
             <w:r>
-              <w:t>217K</w:t>
+              <w:t>417K</w:t>
             </w:r>
           </w:p>
         </w:tc>

--- a/examples/generated/complex_tables.docx
+++ b/examples/generated/complex_tables.docx
@@ -253,7 +253,7 @@
           </w:tcPr>
           <w:p>
             <w:r>
-              <w:t>403K</w:t>
+              <w:t>358K</w:t>
             </w:r>
           </w:p>
         </w:tc>
@@ -263,7 +263,7 @@
           </w:tcPr>
           <w:p>
             <w:r>
-              <w:t>144K</w:t>
+              <w:t>113K</w:t>
             </w:r>
           </w:p>
         </w:tc>
@@ -273,7 +273,7 @@
           </w:tcPr>
           <w:p>
             <w:r>
-              <w:t>490K</w:t>
+              <w:t>436K</w:t>
             </w:r>
           </w:p>
         </w:tc>
@@ -283,7 +283,7 @@
           </w:tcPr>
           <w:p>
             <w:r>
-              <w:t>367K</w:t>
+              <w:t>362K</w:t>
             </w:r>
           </w:p>
         </w:tc>
@@ -305,7 +305,7 @@
           </w:tcPr>
           <w:p>
             <w:r>
-              <w:t>336K</w:t>
+              <w:t>497K</w:t>
             </w:r>
           </w:p>
         </w:tc>
@@ -315,7 +315,7 @@
           </w:tcPr>
           <w:p>
             <w:r>
-              <w:t>153K</w:t>
+              <w:t>245K</w:t>
             </w:r>
           </w:p>
         </w:tc>
@@ -325,7 +325,7 @@
           </w:tcPr>
           <w:p>
             <w:r>
-              <w:t>299K</w:t>
+              <w:t>109K</w:t>
             </w:r>
           </w:p>
         </w:tc>
@@ -335,7 +335,7 @@
           </w:tcPr>
           <w:p>
             <w:r>
-              <w:t>350K</w:t>
+              <w:t>184K</w:t>
             </w:r>
           </w:p>
         </w:tc>
@@ -357,7 +357,7 @@
           </w:tcPr>
           <w:p>
             <w:r>
-              <w:t>113K</w:t>
+              <w:t>111K</w:t>
             </w:r>
           </w:p>
         </w:tc>
@@ -367,7 +367,7 @@
           </w:tcPr>
           <w:p>
             <w:r>
-              <w:t>368K</w:t>
+              <w:t>120K</w:t>
             </w:r>
           </w:p>
         </w:tc>
@@ -377,7 +377,7 @@
           </w:tcPr>
           <w:p>
             <w:r>
-              <w:t>163K</w:t>
+              <w:t>434K</w:t>
             </w:r>
           </w:p>
         </w:tc>
@@ -387,7 +387,7 @@
           </w:tcPr>
           <w:p>
             <w:r>
-              <w:t>124K</w:t>
+              <w:t>205K</w:t>
             </w:r>
           </w:p>
         </w:tc>
@@ -409,7 +409,7 @@
           </w:tcPr>
           <w:p>
             <w:r>
-              <w:t>220K</w:t>
+              <w:t>292K</w:t>
             </w:r>
           </w:p>
         </w:tc>
@@ -419,7 +419,7 @@
           </w:tcPr>
           <w:p>
             <w:r>
-              <w:t>276K</w:t>
+              <w:t>200K</w:t>
             </w:r>
           </w:p>
         </w:tc>
@@ -429,7 +429,7 @@
           </w:tcPr>
           <w:p>
             <w:r>
-              <w:t>306K</w:t>
+              <w:t>243K</w:t>
             </w:r>
           </w:p>
         </w:tc>
@@ -439,7 +439,7 @@
           </w:tcPr>
           <w:p>
             <w:r>
-              <w:t>417K</w:t>
+              <w:t>408K</w:t>
             </w:r>
           </w:p>
         </w:tc>

--- a/examples/generated/complex_tables.docx
+++ b/examples/generated/complex_tables.docx
@@ -253,7 +253,7 @@
           </w:tcPr>
           <w:p>
             <w:r>
-              <w:t>358K</w:t>
+              <w:t>111K</w:t>
             </w:r>
           </w:p>
         </w:tc>
@@ -263,7 +263,7 @@
           </w:tcPr>
           <w:p>
             <w:r>
-              <w:t>113K</w:t>
+              <w:t>212K</w:t>
             </w:r>
           </w:p>
         </w:tc>
@@ -273,7 +273,7 @@
           </w:tcPr>
           <w:p>
             <w:r>
-              <w:t>436K</w:t>
+              <w:t>387K</w:t>
             </w:r>
           </w:p>
         </w:tc>
@@ -283,7 +283,7 @@
           </w:tcPr>
           <w:p>
             <w:r>
-              <w:t>362K</w:t>
+              <w:t>144K</w:t>
             </w:r>
           </w:p>
         </w:tc>
@@ -305,7 +305,7 @@
           </w:tcPr>
           <w:p>
             <w:r>
-              <w:t>497K</w:t>
+              <w:t>208K</w:t>
             </w:r>
           </w:p>
         </w:tc>
@@ -315,7 +315,7 @@
           </w:tcPr>
           <w:p>
             <w:r>
-              <w:t>245K</w:t>
+              <w:t>196K</w:t>
             </w:r>
           </w:p>
         </w:tc>
@@ -325,7 +325,7 @@
           </w:tcPr>
           <w:p>
             <w:r>
-              <w:t>109K</w:t>
+              <w:t>208K</w:t>
             </w:r>
           </w:p>
         </w:tc>
@@ -335,7 +335,7 @@
           </w:tcPr>
           <w:p>
             <w:r>
-              <w:t>184K</w:t>
+              <w:t>444K</w:t>
             </w:r>
           </w:p>
         </w:tc>
@@ -357,37 +357,37 @@
           </w:tcPr>
           <w:p>
             <w:r>
+              <w:t>156K</w:t>
+            </w:r>
+          </w:p>
+        </w:tc>
+        <w:tc>
+          <w:tcPr>
+            <w:shd w:val="clear" w:fill="F2F2F2"/>
+          </w:tcPr>
+          <w:p>
+            <w:r>
+              <w:t>376K</w:t>
+            </w:r>
+          </w:p>
+        </w:tc>
+        <w:tc>
+          <w:tcPr>
+            <w:shd w:val="clear" w:fill="F2F2F2"/>
+          </w:tcPr>
+          <w:p>
+            <w:r>
+              <w:t>462K</w:t>
+            </w:r>
+          </w:p>
+        </w:tc>
+        <w:tc>
+          <w:tcPr>
+            <w:shd w:val="clear" w:fill="F2F2F2"/>
+          </w:tcPr>
+          <w:p>
+            <w:r>
               <w:t>111K</w:t>
-            </w:r>
-          </w:p>
-        </w:tc>
-        <w:tc>
-          <w:tcPr>
-            <w:shd w:val="clear" w:fill="F2F2F2"/>
-          </w:tcPr>
-          <w:p>
-            <w:r>
-              <w:t>120K</w:t>
-            </w:r>
-          </w:p>
-        </w:tc>
-        <w:tc>
-          <w:tcPr>
-            <w:shd w:val="clear" w:fill="F2F2F2"/>
-          </w:tcPr>
-          <w:p>
-            <w:r>
-              <w:t>434K</w:t>
-            </w:r>
-          </w:p>
-        </w:tc>
-        <w:tc>
-          <w:tcPr>
-            <w:shd w:val="clear" w:fill="F2F2F2"/>
-          </w:tcPr>
-          <w:p>
-            <w:r>
-              <w:t>205K</w:t>
             </w:r>
           </w:p>
         </w:tc>
@@ -409,7 +409,7 @@
           </w:tcPr>
           <w:p>
             <w:r>
-              <w:t>292K</w:t>
+              <w:t>245K</w:t>
             </w:r>
           </w:p>
         </w:tc>
@@ -419,7 +419,7 @@
           </w:tcPr>
           <w:p>
             <w:r>
-              <w:t>200K</w:t>
+              <w:t>289K</w:t>
             </w:r>
           </w:p>
         </w:tc>
@@ -429,7 +429,7 @@
           </w:tcPr>
           <w:p>
             <w:r>
-              <w:t>243K</w:t>
+              <w:t>256K</w:t>
             </w:r>
           </w:p>
         </w:tc>
@@ -439,7 +439,7 @@
           </w:tcPr>
           <w:p>
             <w:r>
-              <w:t>408K</w:t>
+              <w:t>390K</w:t>
             </w:r>
           </w:p>
         </w:tc>

--- a/examples/generated/complex_tables.docx
+++ b/examples/generated/complex_tables.docx
@@ -1,6 +1,6 @@
 
 <file path=word/document.xml><?xml version="1.0" encoding="utf-8"?>
-<w:document xmlns:w="http://schemas.openxmlformats.org/wordprocessingml/2006/main" xmlns:wpc="http://schemas.microsoft.com/office/word/2010/wordprocessingCanvas" xmlns:cx="http://schemas.microsoft.com/office/drawing/2014/chartex" xmlns:cx1="http://schemas.microsoft.com/office/drawing/2015/9/8/chartex" xmlns:cx2="http://schemas.microsoft.com/office/drawing/2015/10/21/chartex" xmlns:cx3="http://schemas.microsoft.com/office/drawing/2016/5/9/chartex" xmlns:cx4="http://schemas.microsoft.com/office/drawing/2016/5/10/chartex" xmlns:cx5="http://schemas.microsoft.com/office/drawing/2016/5/11/chartex" xmlns:cx6="http://schemas.microsoft.com/office/drawing/2016/5/12/chartex" xmlns:cx7="http://schemas.microsoft.com/office/drawing/2016/5/13/chartex" xmlns:cx8="http://schemas.microsoft.com/office/drawing/2016/5/14/chartex" xmlns:mc="http://schemas.openxmlformats.org/markup-compatibility/2006" xmlns:aink="http://schemas.microsoft.com/office/drawing/2016/ink" xmlns:am3d="http://schemas.microsoft.com/office/drawing/2017/model3d" xmlns:o="urn:schemas-microsoft-com:office:office" xmlns:oel="http://schemas.microsoft.com/office/2019/extlst" xmlns:r="http://schemas.openxmlformats.org/officeDocument/2006/relationships" xmlns:m="http://schemas.openxmlformats.org/officeDocument/2006/math" xmlns:v="urn:schemas-microsoft-com:vml" xmlns:wp14="http://schemas.microsoft.com/office/word/2010/wordprocessingDrawing" xmlns:wp="http://schemas.openxmlformats.org/drawingml/2006/wordprocessingDrawing" xmlns:w10="urn:schemas-microsoft-com:office:word" xmlns:w14="http://schemas.microsoft.com/office/word/2010/wordml" xmlns:w15="http://schemas.microsoft.com/office/word/2012/wordml" xmlns:w16cex="http://schemas.microsoft.com/office/word/2018/wordml/cex" xmlns:w16cid="http://schemas.microsoft.com/office/word/2016/wordml/cid" xmlns:w16="http://schemas.microsoft.com/office/word/2018/wordml" xmlns:w16du="http://schemas.microsoft.com/office/word/2023/wordml/word16du" xmlns:w16sdtdh="http://schemas.microsoft.com/office/word/2020/wordml/sdtdatahash" xmlns:w16sdtfl="http://schemas.microsoft.com/office/word/2024/wordml/sdtformatlock" xmlns:w16se="http://schemas.microsoft.com/office/word/2015/wordml/symex" xmlns:wpg="http://schemas.microsoft.com/office/word/2010/wordprocessingGroup" xmlns:wpi="http://schemas.microsoft.com/office/word/2010/wordprocessingInk" xmlns:wne="http://schemas.microsoft.com/office/word/2006/wordml" xmlns:wps="http://schemas.microsoft.com/office/word/2010/wordprocessingShape" mc:Ignorable="w14">
+<w:document xmlns:w="http://schemas.openxmlformats.org/wordprocessingml/2006/main" xmlns:wpc="http://schemas.microsoft.com/office/word/2010/wordprocessingCanvas" xmlns:cx="http://schemas.microsoft.com/office/drawing/2014/chartex" xmlns:cx1="http://schemas.microsoft.com/office/drawing/2015/9/8/chartex" xmlns:cx2="http://schemas.microsoft.com/office/drawing/2015/10/21/chartex" xmlns:cx3="http://schemas.microsoft.com/office/drawing/2016/5/9/chartex" xmlns:cx4="http://schemas.microsoft.com/office/drawing/2016/5/10/chartex" xmlns:cx5="http://schemas.microsoft.com/office/drawing/2016/5/11/chartex" xmlns:cx6="http://schemas.microsoft.com/office/drawing/2016/5/12/chartex" xmlns:cx7="http://schemas.microsoft.com/office/drawing/2016/5/13/chartex" xmlns:cx8="http://schemas.microsoft.com/office/drawing/2016/5/14/chartex" xmlns:mc="http://schemas.openxmlformats.org/markup-compatibility/2006" xmlns:aink="http://schemas.microsoft.com/office/drawing/2016/ink" xmlns:am3d="http://schemas.microsoft.com/office/drawing/2017/model3d" xmlns:o="urn:schemas-microsoft-com:office:office" xmlns:oel="http://schemas.microsoft.com/office/2019/extlst" xmlns:r="http://schemas.openxmlformats.org/officeDocument/2006/relationships" xmlns:m="http://schemas.openxmlformats.org/officeDocument/2006/math" xmlns:v="urn:schemas-microsoft-com:vml" xmlns:wp14="http://schemas.microsoft.com/office/word/2010/wordprocessingDrawing" xmlns:wp="http://schemas.openxmlformats.org/drawingml/2006/wordprocessingDrawing" xmlns:w10="urn:schemas-microsoft-com:office:word" xmlns:w14="http://schemas.microsoft.com/office/word/2010/wordml" xmlns:w15="http://schemas.microsoft.com/office/word/2012/wordml" xmlns:w16cex="http://schemas.microsoft.com/office/word/2018/wordml/cex" xmlns:w16cid="http://schemas.microsoft.com/office/word/2016/wordml/cid" xmlns:w16="http://schemas.microsoft.com/office/word/2018/wordml" xmlns:w16du="http://schemas.microsoft.com/office/word/2023/wordml/word16du" xmlns:w16sdtdh="http://schemas.microsoft.com/office/word/2020/wordml/sdtdatahash" xmlns:w16sdtfl="http://schemas.microsoft.com/office/word/2024/wordml/sdtformatlock" xmlns:w16se="http://schemas.microsoft.com/office/word/2015/wordml/symex" xmlns:wpg="http://schemas.microsoft.com/office/word/2010/wordprocessingGroup" xmlns:wpi="http://schemas.microsoft.com/office/word/2010/wordprocessingInk" xmlns:wne="http://schemas.microsoft.com/office/word/2006/wordml" xmlns:wps="http://schemas.microsoft.com/office/word/2010/wordprocessingShape" mc:Ignorable="w14 w15 w16se w16cid w16 w16cex w16du w16sdtdh w16sdtfl wp14">
   <w:body>
     <w:p>
       <w:pPr>
@@ -27,9 +27,20 @@
       </w:r>
     </w:p>
     <w:tbl>
+      <w:tblPr>
+        <w:tblW w:w="0" w:type="auto"/>
+        <w:tblLook w:val="04A0" w:firstRow="1" w:lastRow="0" w:firstColumn="1" w:lastColumn="0" w:noHBand="0" w:noVBand="1"/>
+      </w:tblPr>
+      <w:tblGrid>
+        <w:gridCol/>
+        <w:gridCol/>
+        <w:gridCol/>
+        <w:gridCol/>
+      </w:tblGrid>
       <w:tr>
         <w:tc>
           <w:tcPr>
+            <w:tcW w:w="0" w:type="auto"/>
             <w:shd w:val="clear" w:fill="1F4E79"/>
             <w:gridSpan w:val="3"/>
           </w:tcPr>
@@ -41,6 +52,7 @@
         </w:tc>
         <w:tc>
           <w:tcPr>
+            <w:tcW w:w="0" w:type="auto"/>
             <w:shd w:val="clear" w:fill="1F4E79"/>
           </w:tcPr>
           <w:p>
@@ -53,6 +65,7 @@
       <w:tr>
         <w:tc>
           <w:tcPr>
+            <w:tcW w:w="0" w:type="auto"/>
             <w:shd w:val="clear" w:fill="D6E4F0"/>
           </w:tcPr>
           <w:p>
@@ -63,6 +76,7 @@
         </w:tc>
         <w:tc>
           <w:tcPr>
+            <w:tcW w:w="0" w:type="auto"/>
             <w:shd w:val="clear" w:fill="D6E4F0"/>
           </w:tcPr>
           <w:p>
@@ -73,6 +87,7 @@
         </w:tc>
         <w:tc>
           <w:tcPr>
+            <w:tcW w:w="0" w:type="auto"/>
             <w:shd w:val="clear" w:fill="D6E4F0"/>
           </w:tcPr>
           <w:p>
@@ -83,6 +98,7 @@
         </w:tc>
         <w:tc>
           <w:tcPr>
+            <w:tcW w:w="0" w:type="auto"/>
             <w:shd w:val="clear" w:fill="D6E4F0"/>
           </w:tcPr>
           <w:p>
@@ -94,6 +110,9 @@
       </w:tr>
       <w:tr>
         <w:tc>
+          <w:tcPr>
+            <w:tcW w:w="0" w:type="auto"/>
+          </w:tcPr>
           <w:p>
             <w:r>
               <w:t>North America</w:t>
@@ -101,6 +120,9 @@
           </w:p>
         </w:tc>
         <w:tc>
+          <w:tcPr>
+            <w:tcW w:w="0" w:type="auto"/>
+          </w:tcPr>
           <w:p>
             <w:r>
               <w:t>$5.2M</w:t>
@@ -108,6 +130,9 @@
           </w:p>
         </w:tc>
         <w:tc>
+          <w:tcPr>
+            <w:tcW w:w="0" w:type="auto"/>
+          </w:tcPr>
           <w:p>
             <w:r>
               <w:t>+12%</w:t>
@@ -115,6 +140,9 @@
           </w:p>
         </w:tc>
         <w:tc>
+          <w:tcPr>
+            <w:tcW w:w="0" w:type="auto"/>
+          </w:tcPr>
           <w:p>
             <w:r>
               <w:t>Strong</w:t>
@@ -124,6 +152,9 @@
       </w:tr>
       <w:tr>
         <w:tc>
+          <w:tcPr>
+            <w:tcW w:w="0" w:type="auto"/>
+          </w:tcPr>
           <w:p>
             <w:r>
               <w:t>Europe</w:t>
@@ -131,6 +162,9 @@
           </w:p>
         </w:tc>
         <w:tc>
+          <w:tcPr>
+            <w:tcW w:w="0" w:type="auto"/>
+          </w:tcPr>
           <w:p>
             <w:r>
               <w:t>$3.8M</w:t>
@@ -138,6 +172,9 @@
           </w:p>
         </w:tc>
         <w:tc>
+          <w:tcPr>
+            <w:tcW w:w="0" w:type="auto"/>
+          </w:tcPr>
           <w:p>
             <w:r>
               <w:t>+8%</w:t>
@@ -145,6 +182,9 @@
           </w:p>
         </w:tc>
         <w:tc>
+          <w:tcPr>
+            <w:tcW w:w="0" w:type="auto"/>
+          </w:tcPr>
           <w:p>
             <w:r>
               <w:t>Steady</w:t>
@@ -154,6 +194,9 @@
       </w:tr>
       <w:tr>
         <w:tc>
+          <w:tcPr>
+            <w:tcW w:w="0" w:type="auto"/>
+          </w:tcPr>
           <w:p>
             <w:r>
               <w:t>Asia Pacific</w:t>
@@ -161,6 +204,9 @@
           </w:p>
         </w:tc>
         <w:tc>
+          <w:tcPr>
+            <w:tcW w:w="0" w:type="auto"/>
+          </w:tcPr>
           <w:p>
             <w:r>
               <w:t>$4.1M</w:t>
@@ -168,6 +214,9 @@
           </w:p>
         </w:tc>
         <w:tc>
+          <w:tcPr>
+            <w:tcW w:w="0" w:type="auto"/>
+          </w:tcPr>
           <w:p>
             <w:r>
               <w:t>+22%</w:t>
@@ -175,6 +224,9 @@
           </w:p>
         </w:tc>
         <w:tc>
+          <w:tcPr>
+            <w:tcW w:w="0" w:type="auto"/>
+          </w:tcPr>
           <w:p>
             <w:r>
               <w:t>Rapid growth</w:t>
@@ -184,9 +236,21 @@
       </w:tr>
     </w:tbl>
     <w:tbl>
+      <w:tblPr>
+        <w:tblW w:w="0" w:type="auto"/>
+        <w:tblLook w:val="04A0" w:firstRow="1" w:lastRow="0" w:firstColumn="1" w:lastColumn="0" w:noHBand="0" w:noVBand="1"/>
+      </w:tblPr>
+      <w:tblGrid>
+        <w:gridCol/>
+        <w:gridCol/>
+        <w:gridCol/>
+        <w:gridCol/>
+        <w:gridCol/>
+      </w:tblGrid>
       <w:tr>
         <w:tc>
           <w:tcPr>
+            <w:tcW w:w="0" w:type="auto"/>
             <w:shd w:val="clear" w:fill="2E75B6"/>
           </w:tcPr>
           <w:p>
@@ -197,6 +261,7 @@
         </w:tc>
         <w:tc>
           <w:tcPr>
+            <w:tcW w:w="0" w:type="auto"/>
             <w:shd w:val="clear" w:fill="2E75B6"/>
           </w:tcPr>
           <w:p>
@@ -207,6 +272,7 @@
         </w:tc>
         <w:tc>
           <w:tcPr>
+            <w:tcW w:w="0" w:type="auto"/>
             <w:shd w:val="clear" w:fill="2E75B6"/>
           </w:tcPr>
           <w:p>
@@ -217,6 +283,7 @@
         </w:tc>
         <w:tc>
           <w:tcPr>
+            <w:tcW w:w="0" w:type="auto"/>
             <w:shd w:val="clear" w:fill="2E75B6"/>
           </w:tcPr>
           <w:p>
@@ -227,6 +294,7 @@
         </w:tc>
         <w:tc>
           <w:tcPr>
+            <w:tcW w:w="0" w:type="auto"/>
             <w:shd w:val="clear" w:fill="2E75B6"/>
           </w:tcPr>
           <w:p>
@@ -239,6 +307,7 @@
       <w:tr>
         <w:tc>
           <w:tcPr>
+            <w:tcW w:w="0" w:type="auto"/>
             <w:shd w:val="clear" w:fill="F2F2F2"/>
           </w:tcPr>
           <w:p>
@@ -249,41 +318,45 @@
         </w:tc>
         <w:tc>
           <w:tcPr>
+            <w:tcW w:w="0" w:type="auto"/>
             <w:shd w:val="clear" w:fill="F2F2F2"/>
           </w:tcPr>
           <w:p>
             <w:r>
-              <w:t>111K</w:t>
-            </w:r>
-          </w:p>
-        </w:tc>
-        <w:tc>
-          <w:tcPr>
+              <w:t>277K</w:t>
+            </w:r>
+          </w:p>
+        </w:tc>
+        <w:tc>
+          <w:tcPr>
+            <w:tcW w:w="0" w:type="auto"/>
             <w:shd w:val="clear" w:fill="F2F2F2"/>
           </w:tcPr>
           <w:p>
             <w:r>
-              <w:t>212K</w:t>
-            </w:r>
-          </w:p>
-        </w:tc>
-        <w:tc>
-          <w:tcPr>
+              <w:t>379K</w:t>
+            </w:r>
+          </w:p>
+        </w:tc>
+        <w:tc>
+          <w:tcPr>
+            <w:tcW w:w="0" w:type="auto"/>
             <w:shd w:val="clear" w:fill="F2F2F2"/>
           </w:tcPr>
           <w:p>
             <w:r>
-              <w:t>387K</w:t>
-            </w:r>
-          </w:p>
-        </w:tc>
-        <w:tc>
-          <w:tcPr>
+              <w:t>482K</w:t>
+            </w:r>
+          </w:p>
+        </w:tc>
+        <w:tc>
+          <w:tcPr>
+            <w:tcW w:w="0" w:type="auto"/>
             <w:shd w:val="clear" w:fill="F2F2F2"/>
           </w:tcPr>
           <w:p>
             <w:r>
-              <w:t>144K</w:t>
+              <w:t>408K</w:t>
             </w:r>
           </w:p>
         </w:tc>
@@ -291,6 +364,7 @@
       <w:tr>
         <w:tc>
           <w:tcPr>
+            <w:tcW w:w="0" w:type="auto"/>
             <w:shd w:val="clear" w:fill="FFFFFF"/>
           </w:tcPr>
           <w:p>
@@ -301,41 +375,45 @@
         </w:tc>
         <w:tc>
           <w:tcPr>
+            <w:tcW w:w="0" w:type="auto"/>
             <w:shd w:val="clear" w:fill="FFFFFF"/>
           </w:tcPr>
           <w:p>
             <w:r>
-              <w:t>208K</w:t>
-            </w:r>
-          </w:p>
-        </w:tc>
-        <w:tc>
-          <w:tcPr>
+              <w:t>500K</w:t>
+            </w:r>
+          </w:p>
+        </w:tc>
+        <w:tc>
+          <w:tcPr>
+            <w:tcW w:w="0" w:type="auto"/>
             <w:shd w:val="clear" w:fill="FFFFFF"/>
           </w:tcPr>
           <w:p>
             <w:r>
-              <w:t>196K</w:t>
-            </w:r>
-          </w:p>
-        </w:tc>
-        <w:tc>
-          <w:tcPr>
+              <w:t>352K</w:t>
+            </w:r>
+          </w:p>
+        </w:tc>
+        <w:tc>
+          <w:tcPr>
+            <w:tcW w:w="0" w:type="auto"/>
             <w:shd w:val="clear" w:fill="FFFFFF"/>
           </w:tcPr>
           <w:p>
             <w:r>
-              <w:t>208K</w:t>
-            </w:r>
-          </w:p>
-        </w:tc>
-        <w:tc>
-          <w:tcPr>
+              <w:t>145K</w:t>
+            </w:r>
+          </w:p>
+        </w:tc>
+        <w:tc>
+          <w:tcPr>
+            <w:tcW w:w="0" w:type="auto"/>
             <w:shd w:val="clear" w:fill="FFFFFF"/>
           </w:tcPr>
           <w:p>
             <w:r>
-              <w:t>444K</w:t>
+              <w:t>104K</w:t>
             </w:r>
           </w:p>
         </w:tc>
@@ -343,6 +421,7 @@
       <w:tr>
         <w:tc>
           <w:tcPr>
+            <w:tcW w:w="0" w:type="auto"/>
             <w:shd w:val="clear" w:fill="F2F2F2"/>
           </w:tcPr>
           <w:p>
@@ -353,41 +432,45 @@
         </w:tc>
         <w:tc>
           <w:tcPr>
+            <w:tcW w:w="0" w:type="auto"/>
             <w:shd w:val="clear" w:fill="F2F2F2"/>
           </w:tcPr>
           <w:p>
             <w:r>
-              <w:t>156K</w:t>
-            </w:r>
-          </w:p>
-        </w:tc>
-        <w:tc>
-          <w:tcPr>
+              <w:t>319K</w:t>
+            </w:r>
+          </w:p>
+        </w:tc>
+        <w:tc>
+          <w:tcPr>
+            <w:tcW w:w="0" w:type="auto"/>
             <w:shd w:val="clear" w:fill="F2F2F2"/>
           </w:tcPr>
           <w:p>
             <w:r>
-              <w:t>376K</w:t>
-            </w:r>
-          </w:p>
-        </w:tc>
-        <w:tc>
-          <w:tcPr>
+              <w:t>325K</w:t>
+            </w:r>
+          </w:p>
+        </w:tc>
+        <w:tc>
+          <w:tcPr>
+            <w:tcW w:w="0" w:type="auto"/>
             <w:shd w:val="clear" w:fill="F2F2F2"/>
           </w:tcPr>
           <w:p>
             <w:r>
-              <w:t>462K</w:t>
-            </w:r>
-          </w:p>
-        </w:tc>
-        <w:tc>
-          <w:tcPr>
+              <w:t>416K</w:t>
+            </w:r>
+          </w:p>
+        </w:tc>
+        <w:tc>
+          <w:tcPr>
+            <w:tcW w:w="0" w:type="auto"/>
             <w:shd w:val="clear" w:fill="F2F2F2"/>
           </w:tcPr>
           <w:p>
             <w:r>
-              <w:t>111K</w:t>
+              <w:t>474K</w:t>
             </w:r>
           </w:p>
         </w:tc>
@@ -395,6 +478,7 @@
       <w:tr>
         <w:tc>
           <w:tcPr>
+            <w:tcW w:w="0" w:type="auto"/>
             <w:shd w:val="clear" w:fill="FFFFFF"/>
           </w:tcPr>
           <w:p>
@@ -405,50 +489,63 @@
         </w:tc>
         <w:tc>
           <w:tcPr>
+            <w:tcW w:w="0" w:type="auto"/>
             <w:shd w:val="clear" w:fill="FFFFFF"/>
           </w:tcPr>
           <w:p>
             <w:r>
-              <w:t>245K</w:t>
-            </w:r>
-          </w:p>
-        </w:tc>
-        <w:tc>
-          <w:tcPr>
+              <w:t>195K</w:t>
+            </w:r>
+          </w:p>
+        </w:tc>
+        <w:tc>
+          <w:tcPr>
+            <w:tcW w:w="0" w:type="auto"/>
             <w:shd w:val="clear" w:fill="FFFFFF"/>
           </w:tcPr>
           <w:p>
             <w:r>
-              <w:t>289K</w:t>
-            </w:r>
-          </w:p>
-        </w:tc>
-        <w:tc>
-          <w:tcPr>
+              <w:t>445K</w:t>
+            </w:r>
+          </w:p>
+        </w:tc>
+        <w:tc>
+          <w:tcPr>
+            <w:tcW w:w="0" w:type="auto"/>
             <w:shd w:val="clear" w:fill="FFFFFF"/>
           </w:tcPr>
           <w:p>
             <w:r>
-              <w:t>256K</w:t>
-            </w:r>
-          </w:p>
-        </w:tc>
-        <w:tc>
-          <w:tcPr>
+              <w:t>173K</w:t>
+            </w:r>
+          </w:p>
+        </w:tc>
+        <w:tc>
+          <w:tcPr>
+            <w:tcW w:w="0" w:type="auto"/>
             <w:shd w:val="clear" w:fill="FFFFFF"/>
           </w:tcPr>
           <w:p>
             <w:r>
-              <w:t>390K</w:t>
+              <w:t>331K</w:t>
             </w:r>
           </w:p>
         </w:tc>
       </w:tr>
     </w:tbl>
     <w:tbl>
+      <w:tblPr>
+        <w:tblW w:w="0" w:type="auto"/>
+        <w:tblLook w:val="04A0" w:firstRow="1" w:lastRow="0" w:firstColumn="1" w:lastColumn="0" w:noHBand="0" w:noVBand="1"/>
+      </w:tblPr>
+      <w:tblGrid>
+        <w:gridCol/>
+        <w:gridCol/>
+      </w:tblGrid>
       <w:tr>
         <w:tc>
           <w:tcPr>
+            <w:tcW w:w="0" w:type="auto"/>
             <w:shd w:val="clear" w:fill="E2EFDA"/>
             <w:gridSpan w:val="2"/>
           </w:tcPr>
@@ -461,6 +558,9 @@
       </w:tr>
       <w:tr>
         <w:tc>
+          <w:tcPr>
+            <w:tcW w:w="0" w:type="auto"/>
+          </w:tcPr>
           <w:p>
             <w:r>
               <w:t>Members</w:t>
@@ -497,6 +597,9 @@
           </w:tbl>
         </w:tc>
         <w:tc>
+          <w:tcPr>
+            <w:tcW w:w="0" w:type="auto"/>
+          </w:tcPr>
           <w:p>
             <w:r>
               <w:t>Budget: $500K</w:t>
@@ -516,7 +619,7 @@
 </file>
 
 <file path=word/styles.xml><?xml version="1.0" encoding="utf-8"?>
-<w:styles xmlns:w="http://schemas.openxmlformats.org/wordprocessingml/2006/main" xmlns:mc="http://schemas.openxmlformats.org/markup-compatibility/2006" xmlns:r="http://schemas.openxmlformats.org/officeDocument/2006/relationships" xmlns:w14="http://schemas.microsoft.com/office/word/2010/wordml" xmlns:w15="http://schemas.microsoft.com/office/word/2012/wordml" xmlns:wp14="http://schemas.microsoft.com/office/word/2010/wordprocessingDrawing" xmlns:w16cex="http://schemas.microsoft.com/office/word/2018/wordml/cex" xmlns:w16cid="http://schemas.microsoft.com/office/word/2016/wordml/cid" xmlns:w16="http://schemas.microsoft.com/office/word/2018/wordml" xmlns:w16du="http://schemas.microsoft.com/office/word/2023/wordml/word16du" xmlns:w16sdtdh="http://schemas.microsoft.com/office/word/2020/wordml/sdtdatahash" xmlns:w16sdtfl="http://schemas.microsoft.com/office/word/2024/wordml/sdtformatlock" xmlns:w16se="http://schemas.microsoft.com/office/word/2015/wordml/symex">
+<w:styles xmlns:w="http://schemas.openxmlformats.org/wordprocessingml/2006/main" xmlns:mc="http://schemas.openxmlformats.org/markup-compatibility/2006" xmlns:r="http://schemas.openxmlformats.org/officeDocument/2006/relationships" xmlns:w14="http://schemas.microsoft.com/office/word/2010/wordml" xmlns:w15="http://schemas.microsoft.com/office/word/2012/wordml" xmlns:wp14="http://schemas.microsoft.com/office/word/2010/wordprocessingDrawing" xmlns:w16cex="http://schemas.microsoft.com/office/word/2018/wordml/cex" xmlns:w16cid="http://schemas.microsoft.com/office/word/2016/wordml/cid" xmlns:w16="http://schemas.microsoft.com/office/word/2018/wordml" xmlns:w16du="http://schemas.microsoft.com/office/word/2023/wordml/word16du" xmlns:w16sdtdh="http://schemas.microsoft.com/office/word/2020/wordml/sdtdatahash" xmlns:w16sdtfl="http://schemas.microsoft.com/office/word/2024/wordml/sdtformatlock" xmlns:w16se="http://schemas.microsoft.com/office/word/2015/wordml/symex" mc:Ignorable="w14 w15 w16se w16cid w16 w16cex w16du w16sdtdh w16sdtfl">
   <w:docDefaults>
     <w:rPrDefault>
       <w:rPr>
@@ -918,6 +1021,7 @@
   </w:style>
   <w:style w:type="character" w:styleId="DefaultParagraphFont" w:default="1">
     <w:name w:val="Default Paragraph Font"/>
+    <w:semiHidden/>
   </w:style>
   <w:style w:type="paragraph" w:styleId="Heading1">
     <w:name w:val="Heading 1"/>

--- a/examples/generated/complex_tables.docx
+++ b/examples/generated/complex_tables.docx
@@ -1,6 +1,6 @@
 
 <file path=word/document.xml><?xml version="1.0" encoding="utf-8"?>
-<w:document xmlns:w="http://schemas.openxmlformats.org/wordprocessingml/2006/main" xmlns:wpc="http://schemas.microsoft.com/office/word/2010/wordprocessingCanvas" xmlns:cx="http://schemas.microsoft.com/office/drawing/2014/chartex" xmlns:cx1="http://schemas.microsoft.com/office/drawing/2015/9/8/chartex" xmlns:cx2="http://schemas.microsoft.com/office/drawing/2015/10/21/chartex" xmlns:cx3="http://schemas.microsoft.com/office/drawing/2016/5/9/chartex" xmlns:cx4="http://schemas.microsoft.com/office/drawing/2016/5/10/chartex" xmlns:cx5="http://schemas.microsoft.com/office/drawing/2016/5/11/chartex" xmlns:cx6="http://schemas.microsoft.com/office/drawing/2016/5/12/chartex" xmlns:cx7="http://schemas.microsoft.com/office/drawing/2016/5/13/chartex" xmlns:cx8="http://schemas.microsoft.com/office/drawing/2016/5/14/chartex" xmlns:mc="http://schemas.openxmlformats.org/markup-compatibility/2006" xmlns:aink="http://schemas.microsoft.com/office/drawing/2016/ink" xmlns:am3d="http://schemas.microsoft.com/office/drawing/2017/model3d" xmlns:o="urn:schemas-microsoft-com:office:office" xmlns:oel="http://schemas.microsoft.com/office/2019/extlst" xmlns:r="http://schemas.openxmlformats.org/officeDocument/2006/relationships" xmlns:m="http://schemas.openxmlformats.org/officeDocument/2006/math" xmlns:v="urn:schemas-microsoft-com:vml" xmlns:wp14="http://schemas.microsoft.com/office/word/2010/wordprocessingDrawing" xmlns:wp="http://schemas.openxmlformats.org/drawingml/2006/wordprocessingDrawing" xmlns:w10="urn:schemas-microsoft-com:office:word" xmlns:w14="http://schemas.microsoft.com/office/word/2010/wordml" xmlns:w15="http://schemas.microsoft.com/office/word/2012/wordml" xmlns:w16cex="http://schemas.microsoft.com/office/word/2018/wordml/cex" xmlns:w16cid="http://schemas.microsoft.com/office/word/2016/wordml/cid" xmlns:w16="http://schemas.microsoft.com/office/word/2018/wordml" xmlns:w16du="http://schemas.microsoft.com/office/word/2023/wordml/word16du" xmlns:w16sdtdh="http://schemas.microsoft.com/office/word/2020/wordml/sdtdatahash" xmlns:w16sdtfl="http://schemas.microsoft.com/office/word/2024/wordml/sdtformatlock" xmlns:w16se="http://schemas.microsoft.com/office/word/2015/wordml/symex" xmlns:wpg="http://schemas.microsoft.com/office/word/2010/wordprocessingGroup" xmlns:wpi="http://schemas.microsoft.com/office/word/2010/wordprocessingInk" xmlns:wne="http://schemas.microsoft.com/office/word/2006/wordml" xmlns:wps="http://schemas.microsoft.com/office/word/2010/wordprocessingShape" mc:Ignorable="w14 w15 w16se w16cid w16 w16cex w16du w16sdtdh w16sdtfl wp14">
+<w:document xmlns:w="http://schemas.openxmlformats.org/wordprocessingml/2006/main" xmlns:wpc="http://schemas.microsoft.com/office/word/2010/wordprocessingCanvas" xmlns:cx="http://schemas.microsoft.com/office/drawing/2014/chartex" xmlns:cx1="http://schemas.microsoft.com/office/drawing/2015/9/8/chartex" xmlns:cx2="http://schemas.microsoft.com/office/drawing/2015/10/21/chartex" xmlns:cx3="http://schemas.microsoft.com/office/drawing/2016/5/9/chartex" xmlns:cx4="http://schemas.microsoft.com/office/drawing/2016/5/10/chartex" xmlns:cx5="http://schemas.microsoft.com/office/drawing/2016/5/11/chartex" xmlns:cx6="http://schemas.microsoft.com/office/drawing/2016/5/12/chartex" xmlns:cx7="http://schemas.microsoft.com/office/drawing/2016/5/13/chartex" xmlns:cx8="http://schemas.microsoft.com/office/drawing/2016/5/14/chartex" xmlns:mc="http://schemas.openxmlformats.org/markup-compatibility/2006" xmlns:aink="http://schemas.microsoft.com/office/drawing/2016/ink" xmlns:am3d="http://schemas.microsoft.com/office/drawing/2017/model3d" xmlns:o="urn:schemas-microsoft-com:office:office" xmlns:oel="http://schemas.microsoft.com/office/2019/extlst" xmlns:r="http://schemas.openxmlformats.org/officeDocument/2006/relationships" xmlns:m="http://schemas.openxmlformats.org/officeDocument/2006/math" xmlns:v="urn:schemas-microsoft-com:vml" xmlns:wp14="http://schemas.microsoft.com/office/word/2010/wordprocessingDrawing" xmlns:wp="http://schemas.openxmlformats.org/drawingml/2006/wordprocessingDrawing" xmlns:w10="urn:schemas-microsoft-com:office:word" xmlns:w14="http://schemas.microsoft.com/office/word/2010/wordml" xmlns:w15="http://schemas.microsoft.com/office/word/2012/wordml" xmlns:w16cex="http://schemas.microsoft.com/office/word/2018/wordml/cex" xmlns:w16cid="http://schemas.microsoft.com/office/word/2016/wordml/cid" xmlns:w16="http://schemas.microsoft.com/office/word/2018/wordml" xmlns:w16du="http://schemas.microsoft.com/office/word/2023/wordml/word16du" xmlns:w16sdtdh="http://schemas.microsoft.com/office/word/2020/wordml/sdtdatahash" xmlns:w16sdtfl="http://schemas.microsoft.com/office/word/2024/wordml/sdtformatlock" xmlns:w16se="http://schemas.microsoft.com/office/word/2015/wordml/symex" xmlns:wpg="http://schemas.microsoft.com/office/word/2010/wordprocessingGroup" xmlns:wpi="http://schemas.microsoft.com/office/word/2010/wordprocessingInk" xmlns:wne="http://schemas.microsoft.com/office/word/2006/wordml" xmlns:wps="http://schemas.microsoft.com/office/word/2010/wordprocessingShape" mc:Ignorable="w14 w15 w16 w16cex w16cid w16du w16sdtdh w16sdtfl w16se wp14">
   <w:body>
     <w:p>
       <w:pPr>
@@ -323,7 +323,7 @@
           </w:tcPr>
           <w:p>
             <w:r>
-              <w:t>277K</w:t>
+              <w:t>204K</w:t>
             </w:r>
           </w:p>
         </w:tc>
@@ -334,7 +334,7 @@
           </w:tcPr>
           <w:p>
             <w:r>
-              <w:t>379K</w:t>
+              <w:t>407K</w:t>
             </w:r>
           </w:p>
         </w:tc>
@@ -345,7 +345,7 @@
           </w:tcPr>
           <w:p>
             <w:r>
-              <w:t>482K</w:t>
+              <w:t>251K</w:t>
             </w:r>
           </w:p>
         </w:tc>
@@ -356,7 +356,7 @@
           </w:tcPr>
           <w:p>
             <w:r>
-              <w:t>408K</w:t>
+              <w:t>423K</w:t>
             </w:r>
           </w:p>
         </w:tc>
@@ -380,7 +380,7 @@
           </w:tcPr>
           <w:p>
             <w:r>
-              <w:t>500K</w:t>
+              <w:t>366K</w:t>
             </w:r>
           </w:p>
         </w:tc>
@@ -391,7 +391,7 @@
           </w:tcPr>
           <w:p>
             <w:r>
-              <w:t>352K</w:t>
+              <w:t>469K</w:t>
             </w:r>
           </w:p>
         </w:tc>
@@ -402,7 +402,7 @@
           </w:tcPr>
           <w:p>
             <w:r>
-              <w:t>145K</w:t>
+              <w:t>497K</w:t>
             </w:r>
           </w:p>
         </w:tc>
@@ -413,7 +413,7 @@
           </w:tcPr>
           <w:p>
             <w:r>
-              <w:t>104K</w:t>
+              <w:t>301K</w:t>
             </w:r>
           </w:p>
         </w:tc>
@@ -437,7 +437,7 @@
           </w:tcPr>
           <w:p>
             <w:r>
-              <w:t>319K</w:t>
+              <w:t>182K</w:t>
             </w:r>
           </w:p>
         </w:tc>
@@ -448,7 +448,7 @@
           </w:tcPr>
           <w:p>
             <w:r>
-              <w:t>325K</w:t>
+              <w:t>237K</w:t>
             </w:r>
           </w:p>
         </w:tc>
@@ -459,7 +459,7 @@
           </w:tcPr>
           <w:p>
             <w:r>
-              <w:t>416K</w:t>
+              <w:t>384K</w:t>
             </w:r>
           </w:p>
         </w:tc>
@@ -470,7 +470,7 @@
           </w:tcPr>
           <w:p>
             <w:r>
-              <w:t>474K</w:t>
+              <w:t>382K</w:t>
             </w:r>
           </w:p>
         </w:tc>
@@ -494,7 +494,7 @@
           </w:tcPr>
           <w:p>
             <w:r>
-              <w:t>195K</w:t>
+              <w:t>249K</w:t>
             </w:r>
           </w:p>
         </w:tc>
@@ -505,7 +505,7 @@
           </w:tcPr>
           <w:p>
             <w:r>
-              <w:t>445K</w:t>
+              <w:t>161K</w:t>
             </w:r>
           </w:p>
         </w:tc>
@@ -516,7 +516,7 @@
           </w:tcPr>
           <w:p>
             <w:r>
-              <w:t>173K</w:t>
+              <w:t>319K</w:t>
             </w:r>
           </w:p>
         </w:tc>
@@ -527,7 +527,7 @@
           </w:tcPr>
           <w:p>
             <w:r>
-              <w:t>331K</w:t>
+              <w:t>233K</w:t>
             </w:r>
           </w:p>
         </w:tc>
@@ -619,7 +619,7 @@
 </file>
 
 <file path=word/styles.xml><?xml version="1.0" encoding="utf-8"?>
-<w:styles xmlns:w="http://schemas.openxmlformats.org/wordprocessingml/2006/main" xmlns:mc="http://schemas.openxmlformats.org/markup-compatibility/2006" xmlns:r="http://schemas.openxmlformats.org/officeDocument/2006/relationships" xmlns:w14="http://schemas.microsoft.com/office/word/2010/wordml" xmlns:w15="http://schemas.microsoft.com/office/word/2012/wordml" xmlns:wp14="http://schemas.microsoft.com/office/word/2010/wordprocessingDrawing" xmlns:w16cex="http://schemas.microsoft.com/office/word/2018/wordml/cex" xmlns:w16cid="http://schemas.microsoft.com/office/word/2016/wordml/cid" xmlns:w16="http://schemas.microsoft.com/office/word/2018/wordml" xmlns:w16du="http://schemas.microsoft.com/office/word/2023/wordml/word16du" xmlns:w16sdtdh="http://schemas.microsoft.com/office/word/2020/wordml/sdtdatahash" xmlns:w16sdtfl="http://schemas.microsoft.com/office/word/2024/wordml/sdtformatlock" xmlns:w16se="http://schemas.microsoft.com/office/word/2015/wordml/symex" mc:Ignorable="w14 w15 w16se w16cid w16 w16cex w16du w16sdtdh w16sdtfl">
+<w:styles xmlns:w="http://schemas.openxmlformats.org/wordprocessingml/2006/main" xmlns:mc="http://schemas.openxmlformats.org/markup-compatibility/2006" xmlns:r="http://schemas.openxmlformats.org/officeDocument/2006/relationships" xmlns:w14="http://schemas.microsoft.com/office/word/2010/wordml" xmlns:w15="http://schemas.microsoft.com/office/word/2012/wordml" xmlns:wp14="http://schemas.microsoft.com/office/word/2010/wordprocessingDrawing" xmlns:w16cex="http://schemas.microsoft.com/office/word/2018/wordml/cex" xmlns:w16cid="http://schemas.microsoft.com/office/word/2016/wordml/cid" xmlns:w16="http://schemas.microsoft.com/office/word/2018/wordml" xmlns:w16du="http://schemas.microsoft.com/office/word/2023/wordml/word16du" xmlns:w16sdtdh="http://schemas.microsoft.com/office/word/2020/wordml/sdtdatahash" xmlns:w16sdtfl="http://schemas.microsoft.com/office/word/2024/wordml/sdtformatlock" xmlns:w16se="http://schemas.microsoft.com/office/word/2015/wordml/symex" mc:Ignorable="w14 w15 w16 w16cex w16cid w16du w16sdtdh w16sdtfl w16se">
   <w:docDefaults>
     <w:rPrDefault>
       <w:rPr>

--- a/examples/generated/complex_tables.docx
+++ b/examples/generated/complex_tables.docx
@@ -323,7 +323,7 @@
           </w:tcPr>
           <w:p>
             <w:r>
-              <w:t>204K</w:t>
+              <w:t>439K</w:t>
             </w:r>
           </w:p>
         </w:tc>
@@ -334,7 +334,7 @@
           </w:tcPr>
           <w:p>
             <w:r>
-              <w:t>407K</w:t>
+              <w:t>111K</w:t>
             </w:r>
           </w:p>
         </w:tc>
@@ -345,7 +345,7 @@
           </w:tcPr>
           <w:p>
             <w:r>
-              <w:t>251K</w:t>
+              <w:t>389K</w:t>
             </w:r>
           </w:p>
         </w:tc>
@@ -356,7 +356,7 @@
           </w:tcPr>
           <w:p>
             <w:r>
-              <w:t>423K</w:t>
+              <w:t>445K</w:t>
             </w:r>
           </w:p>
         </w:tc>
@@ -380,7 +380,7 @@
           </w:tcPr>
           <w:p>
             <w:r>
-              <w:t>366K</w:t>
+              <w:t>102K</w:t>
             </w:r>
           </w:p>
         </w:tc>
@@ -391,7 +391,7 @@
           </w:tcPr>
           <w:p>
             <w:r>
-              <w:t>469K</w:t>
+              <w:t>443K</w:t>
             </w:r>
           </w:p>
         </w:tc>
@@ -402,7 +402,7 @@
           </w:tcPr>
           <w:p>
             <w:r>
-              <w:t>497K</w:t>
+              <w:t>359K</w:t>
             </w:r>
           </w:p>
         </w:tc>
@@ -413,7 +413,7 @@
           </w:tcPr>
           <w:p>
             <w:r>
-              <w:t>301K</w:t>
+              <w:t>161K</w:t>
             </w:r>
           </w:p>
         </w:tc>
@@ -437,7 +437,7 @@
           </w:tcPr>
           <w:p>
             <w:r>
-              <w:t>182K</w:t>
+              <w:t>426K</w:t>
             </w:r>
           </w:p>
         </w:tc>
@@ -448,7 +448,7 @@
           </w:tcPr>
           <w:p>
             <w:r>
-              <w:t>237K</w:t>
+              <w:t>121K</w:t>
             </w:r>
           </w:p>
         </w:tc>
@@ -459,7 +459,7 @@
           </w:tcPr>
           <w:p>
             <w:r>
-              <w:t>384K</w:t>
+              <w:t>490K</w:t>
             </w:r>
           </w:p>
         </w:tc>
@@ -470,7 +470,7 @@
           </w:tcPr>
           <w:p>
             <w:r>
-              <w:t>382K</w:t>
+              <w:t>138K</w:t>
             </w:r>
           </w:p>
         </w:tc>
@@ -494,7 +494,7 @@
           </w:tcPr>
           <w:p>
             <w:r>
-              <w:t>249K</w:t>
+              <w:t>384K</w:t>
             </w:r>
           </w:p>
         </w:tc>
@@ -505,7 +505,7 @@
           </w:tcPr>
           <w:p>
             <w:r>
-              <w:t>161K</w:t>
+              <w:t>434K</w:t>
             </w:r>
           </w:p>
         </w:tc>
@@ -516,7 +516,7 @@
           </w:tcPr>
           <w:p>
             <w:r>
-              <w:t>319K</w:t>
+              <w:t>292K</w:t>
             </w:r>
           </w:p>
         </w:tc>
@@ -527,7 +527,7 @@
           </w:tcPr>
           <w:p>
             <w:r>
-              <w:t>233K</w:t>
+              <w:t>382K</w:t>
             </w:r>
           </w:p>
         </w:tc>

--- a/examples/generated/complex_tables.docx
+++ b/examples/generated/complex_tables.docx
@@ -1,6 +1,6 @@
 
 <file path=word/document.xml><?xml version="1.0" encoding="utf-8"?>
-<w:document xmlns:w="http://schemas.openxmlformats.org/wordprocessingml/2006/main" xmlns:wpc="http://schemas.microsoft.com/office/word/2010/wordprocessingCanvas" xmlns:cx="http://schemas.microsoft.com/office/drawing/2014/chartex" xmlns:cx1="http://schemas.microsoft.com/office/drawing/2015/9/8/chartex" xmlns:cx2="http://schemas.microsoft.com/office/drawing/2015/10/21/chartex" xmlns:cx3="http://schemas.microsoft.com/office/drawing/2016/5/9/chartex" xmlns:cx4="http://schemas.microsoft.com/office/drawing/2016/5/10/chartex" xmlns:cx5="http://schemas.microsoft.com/office/drawing/2016/5/11/chartex" xmlns:cx6="http://schemas.microsoft.com/office/drawing/2016/5/12/chartex" xmlns:cx7="http://schemas.microsoft.com/office/drawing/2016/5/13/chartex" xmlns:cx8="http://schemas.microsoft.com/office/drawing/2016/5/14/chartex" xmlns:mc="http://schemas.openxmlformats.org/markup-compatibility/2006" xmlns:aink="http://schemas.microsoft.com/office/drawing/2016/ink" xmlns:am3d="http://schemas.microsoft.com/office/drawing/2017/model3d" xmlns:o="urn:schemas-microsoft-com:office:office" xmlns:oel="http://schemas.microsoft.com/office/2019/extlst" xmlns:r="http://schemas.openxmlformats.org/officeDocument/2006/relationships" xmlns:m="http://schemas.openxmlformats.org/officeDocument/2006/math" xmlns:v="urn:schemas-microsoft-com:vml" xmlns:wp14="http://schemas.microsoft.com/office/word/2010/wordprocessingDrawing" xmlns:wp="http://schemas.openxmlformats.org/drawingml/2006/wordprocessingDrawing" xmlns:w10="urn:schemas-microsoft-com:office:word" xmlns:w14="http://schemas.microsoft.com/office/word/2010/wordml" xmlns:w15="http://schemas.microsoft.com/office/word/2012/wordml" xmlns:w16cex="http://schemas.microsoft.com/office/word/2018/wordml/cex" xmlns:w16cid="http://schemas.microsoft.com/office/word/2016/wordml/cid" xmlns:w16="http://schemas.microsoft.com/office/word/2018/wordml" xmlns:w16du="http://schemas.microsoft.com/office/word/2023/wordml/word16du" xmlns:w16sdtdh="http://schemas.microsoft.com/office/word/2020/wordml/sdtdatahash" xmlns:w16sdtfl="http://schemas.microsoft.com/office/word/2024/wordml/sdtformatlock" xmlns:w16se="http://schemas.microsoft.com/office/word/2015/wordml/symex" xmlns:wpg="http://schemas.microsoft.com/office/word/2010/wordprocessingGroup" xmlns:wpi="http://schemas.microsoft.com/office/word/2010/wordprocessingInk" xmlns:wne="http://schemas.microsoft.com/office/word/2006/wordml" xmlns:wps="http://schemas.microsoft.com/office/word/2010/wordprocessingShape" mc:Ignorable="w14 w15 w16 w16cex w16cid w16du w16sdtdh w16sdtfl w16se wp14">
+<w:document xmlns:aink="http://schemas.microsoft.com/office/drawing/2016/ink" xmlns:am3d="http://schemas.microsoft.com/office/drawing/2017/model3d" xmlns:cx="http://schemas.microsoft.com/office/drawing/2014/chartex" xmlns:cx1="http://schemas.microsoft.com/office/drawing/2015/9/8/chartex" xmlns:cx2="http://schemas.microsoft.com/office/drawing/2015/10/21/chartex" xmlns:cx3="http://schemas.microsoft.com/office/drawing/2016/5/9/chartex" xmlns:cx4="http://schemas.microsoft.com/office/drawing/2016/5/10/chartex" xmlns:cx5="http://schemas.microsoft.com/office/drawing/2016/5/11/chartex" xmlns:cx6="http://schemas.microsoft.com/office/drawing/2016/5/12/chartex" xmlns:cx7="http://schemas.microsoft.com/office/drawing/2016/5/13/chartex" xmlns:cx8="http://schemas.microsoft.com/office/drawing/2016/5/14/chartex" xmlns:m="http://schemas.openxmlformats.org/officeDocument/2006/math" xmlns:mc="http://schemas.openxmlformats.org/markup-compatibility/2006" xmlns:o="urn:schemas-microsoft-com:office:office" xmlns:oel="http://schemas.microsoft.com/office/2019/extlst" xmlns:r="http://schemas.openxmlformats.org/officeDocument/2006/relationships" xmlns:v="urn:schemas-microsoft-com:vml" xmlns:w="http://schemas.openxmlformats.org/wordprocessingml/2006/main" xmlns:w10="urn:schemas-microsoft-com:office:word" xmlns:w14="http://schemas.microsoft.com/office/word/2010/wordml" xmlns:w15="http://schemas.microsoft.com/office/word/2012/wordml" xmlns:w16="http://schemas.microsoft.com/office/word/2018/wordml" xmlns:w16cex="http://schemas.microsoft.com/office/word/2018/wordml/cex" xmlns:w16cid="http://schemas.microsoft.com/office/word/2016/wordml/cid" xmlns:w16du="http://schemas.microsoft.com/office/word/2023/wordml/word16du" xmlns:w16sdtdh="http://schemas.microsoft.com/office/word/2020/wordml/sdtdatahash" xmlns:w16sdtfl="http://schemas.microsoft.com/office/word/2024/wordml/sdtformatlock" xmlns:w16se="http://schemas.microsoft.com/office/word/2015/wordml/symex" xmlns:wne="http://schemas.microsoft.com/office/word/2006/wordml" xmlns:wp="http://schemas.openxmlformats.org/drawingml/2006/wordprocessingDrawing" xmlns:wp14="http://schemas.microsoft.com/office/word/2010/wordprocessingDrawing" xmlns:wpc="http://schemas.microsoft.com/office/word/2010/wordprocessingCanvas" xmlns:wpg="http://schemas.microsoft.com/office/word/2010/wordprocessingGroup" xmlns:wpi="http://schemas.microsoft.com/office/word/2010/wordprocessingInk" xmlns:wps="http://schemas.microsoft.com/office/word/2010/wordprocessingShape" mc:Ignorable="w14 w15 w16 w16cex w16cid w16du w16sdtdh w16sdtfl w16se wp14">
   <w:body>
     <w:p>
       <w:pPr>
@@ -323,7 +323,7 @@
           </w:tcPr>
           <w:p>
             <w:r>
-              <w:t>439K</w:t>
+              <w:t>345K</w:t>
             </w:r>
           </w:p>
         </w:tc>
@@ -334,7 +334,7 @@
           </w:tcPr>
           <w:p>
             <w:r>
-              <w:t>111K</w:t>
+              <w:t>143K</w:t>
             </w:r>
           </w:p>
         </w:tc>
@@ -345,7 +345,7 @@
           </w:tcPr>
           <w:p>
             <w:r>
-              <w:t>389K</w:t>
+              <w:t>152K</w:t>
             </w:r>
           </w:p>
         </w:tc>
@@ -356,7 +356,7 @@
           </w:tcPr>
           <w:p>
             <w:r>
-              <w:t>445K</w:t>
+              <w:t>135K</w:t>
             </w:r>
           </w:p>
         </w:tc>
@@ -380,7 +380,7 @@
           </w:tcPr>
           <w:p>
             <w:r>
-              <w:t>102K</w:t>
+              <w:t>315K</w:t>
             </w:r>
           </w:p>
         </w:tc>
@@ -391,7 +391,7 @@
           </w:tcPr>
           <w:p>
             <w:r>
-              <w:t>443K</w:t>
+              <w:t>447K</w:t>
             </w:r>
           </w:p>
         </w:tc>
@@ -402,7 +402,7 @@
           </w:tcPr>
           <w:p>
             <w:r>
-              <w:t>359K</w:t>
+              <w:t>283K</w:t>
             </w:r>
           </w:p>
         </w:tc>
@@ -413,7 +413,7 @@
           </w:tcPr>
           <w:p>
             <w:r>
-              <w:t>161K</w:t>
+              <w:t>477K</w:t>
             </w:r>
           </w:p>
         </w:tc>
@@ -437,7 +437,7 @@
           </w:tcPr>
           <w:p>
             <w:r>
-              <w:t>426K</w:t>
+              <w:t>327K</w:t>
             </w:r>
           </w:p>
         </w:tc>
@@ -448,7 +448,7 @@
           </w:tcPr>
           <w:p>
             <w:r>
-              <w:t>121K</w:t>
+              <w:t>179K</w:t>
             </w:r>
           </w:p>
         </w:tc>
@@ -459,7 +459,7 @@
           </w:tcPr>
           <w:p>
             <w:r>
-              <w:t>490K</w:t>
+              <w:t>319K</w:t>
             </w:r>
           </w:p>
         </w:tc>
@@ -470,7 +470,7 @@
           </w:tcPr>
           <w:p>
             <w:r>
-              <w:t>138K</w:t>
+              <w:t>174K</w:t>
             </w:r>
           </w:p>
         </w:tc>
@@ -494,7 +494,7 @@
           </w:tcPr>
           <w:p>
             <w:r>
-              <w:t>384K</w:t>
+              <w:t>297K</w:t>
             </w:r>
           </w:p>
         </w:tc>
@@ -505,7 +505,7 @@
           </w:tcPr>
           <w:p>
             <w:r>
-              <w:t>434K</w:t>
+              <w:t>130K</w:t>
             </w:r>
           </w:p>
         </w:tc>
@@ -516,7 +516,7 @@
           </w:tcPr>
           <w:p>
             <w:r>
-              <w:t>292K</w:t>
+              <w:t>390K</w:t>
             </w:r>
           </w:p>
         </w:tc>
@@ -527,7 +527,7 @@
           </w:tcPr>
           <w:p>
             <w:r>
-              <w:t>382K</w:t>
+              <w:t>455K</w:t>
             </w:r>
           </w:p>
         </w:tc>
@@ -567,8 +567,18 @@
             </w:r>
           </w:p>
           <w:tbl>
+            <w:tblPr>
+              <w:tblW w:w="0" w:type="auto"/>
+              <w:tblLook w:val="04A0" w:firstRow="1" w:lastRow="0" w:firstColumn="1" w:lastColumn="0" w:noHBand="0" w:noVBand="1"/>
+            </w:tblPr>
+            <w:tblGrid>
+              <w:gridCol/>
+            </w:tblGrid>
             <w:tr>
               <w:tc>
+                <w:tcPr>
+                  <w:tcW w:w="0" w:type="auto"/>
+                </w:tcPr>
                 <w:p>
                   <w:r>
                     <w:t>Alice</w:t>
@@ -578,6 +588,9 @@
             </w:tr>
             <w:tr>
               <w:tc>
+                <w:tcPr>
+                  <w:tcW w:w="0" w:type="auto"/>
+                </w:tcPr>
                 <w:p>
                   <w:r>
                     <w:t>Bob</w:t>
@@ -587,6 +600,9 @@
             </w:tr>
             <w:tr>
               <w:tc>
+                <w:tcPr>
+                  <w:tcW w:w="0" w:type="auto"/>
+                </w:tcPr>
                 <w:p>
                   <w:r>
                     <w:t>Carol</w:t>
@@ -619,7 +635,7 @@
 </file>
 
 <file path=word/styles.xml><?xml version="1.0" encoding="utf-8"?>
-<w:styles xmlns:w="http://schemas.openxmlformats.org/wordprocessingml/2006/main" xmlns:mc="http://schemas.openxmlformats.org/markup-compatibility/2006" xmlns:r="http://schemas.openxmlformats.org/officeDocument/2006/relationships" xmlns:w14="http://schemas.microsoft.com/office/word/2010/wordml" xmlns:w15="http://schemas.microsoft.com/office/word/2012/wordml" xmlns:wp14="http://schemas.microsoft.com/office/word/2010/wordprocessingDrawing" xmlns:w16cex="http://schemas.microsoft.com/office/word/2018/wordml/cex" xmlns:w16cid="http://schemas.microsoft.com/office/word/2016/wordml/cid" xmlns:w16="http://schemas.microsoft.com/office/word/2018/wordml" xmlns:w16du="http://schemas.microsoft.com/office/word/2023/wordml/word16du" xmlns:w16sdtdh="http://schemas.microsoft.com/office/word/2020/wordml/sdtdatahash" xmlns:w16sdtfl="http://schemas.microsoft.com/office/word/2024/wordml/sdtformatlock" xmlns:w16se="http://schemas.microsoft.com/office/word/2015/wordml/symex" mc:Ignorable="w14 w15 w16 w16cex w16cid w16du w16sdtdh w16sdtfl w16se">
+<w:styles xmlns:mc="http://schemas.openxmlformats.org/markup-compatibility/2006" xmlns:r="http://schemas.openxmlformats.org/officeDocument/2006/relationships" xmlns:w="http://schemas.openxmlformats.org/wordprocessingml/2006/main" xmlns:w14="http://schemas.microsoft.com/office/word/2010/wordml" xmlns:w15="http://schemas.microsoft.com/office/word/2012/wordml" xmlns:w16="http://schemas.microsoft.com/office/word/2018/wordml" xmlns:w16cex="http://schemas.microsoft.com/office/word/2018/wordml/cex" xmlns:w16cid="http://schemas.microsoft.com/office/word/2016/wordml/cid" xmlns:w16du="http://schemas.microsoft.com/office/word/2023/wordml/word16du" xmlns:w16sdtdh="http://schemas.microsoft.com/office/word/2020/wordml/sdtdatahash" xmlns:w16sdtfl="http://schemas.microsoft.com/office/word/2024/wordml/sdtformatlock" xmlns:w16se="http://schemas.microsoft.com/office/word/2015/wordml/symex" xmlns:wp14="http://schemas.microsoft.com/office/word/2010/wordprocessingDrawing" mc:Ignorable="w14 w15 w16 w16cex w16cid w16du w16sdtdh w16sdtfl w16se">
   <w:docDefaults>
     <w:rPrDefault>
       <w:rPr>

--- a/examples/generated/complex_tables.docx
+++ b/examples/generated/complex_tables.docx
@@ -8,22 +8,6 @@
       </w:pPr>
       <w:r>
         <w:t>Quarterly Results with Merged Header</w:t>
-      </w:r>
-    </w:p>
-    <w:p>
-      <w:pPr>
-        <w:pStyle w:val="Heading2"/>
-      </w:pPr>
-      <w:r>
-        <w:t>Styled Table with Alternating Colors</w:t>
-      </w:r>
-    </w:p>
-    <w:p>
-      <w:pPr>
-        <w:pStyle w:val="Heading2"/>
-      </w:pPr>
-      <w:r>
-        <w:t>Nested Table (Team Details)</w:t>
       </w:r>
     </w:p>
     <w:tbl>
@@ -235,6 +219,14 @@
         </w:tc>
       </w:tr>
     </w:tbl>
+    <w:p>
+      <w:pPr>
+        <w:pStyle w:val="Heading2"/>
+      </w:pPr>
+      <w:r>
+        <w:t>Styled Table with Alternating Colors</w:t>
+      </w:r>
+    </w:p>
     <w:tbl>
       <w:tblPr>
         <w:tblW w:w="0" w:type="auto"/>
@@ -323,7 +315,7 @@
           </w:tcPr>
           <w:p>
             <w:r>
-              <w:t>345K</w:t>
+              <w:t>498K</w:t>
             </w:r>
           </w:p>
         </w:tc>
@@ -334,7 +326,7 @@
           </w:tcPr>
           <w:p>
             <w:r>
-              <w:t>143K</w:t>
+              <w:t>368K</w:t>
             </w:r>
           </w:p>
         </w:tc>
@@ -345,7 +337,7 @@
           </w:tcPr>
           <w:p>
             <w:r>
-              <w:t>152K</w:t>
+              <w:t>164K</w:t>
             </w:r>
           </w:p>
         </w:tc>
@@ -356,7 +348,7 @@
           </w:tcPr>
           <w:p>
             <w:r>
-              <w:t>135K</w:t>
+              <w:t>207K</w:t>
             </w:r>
           </w:p>
         </w:tc>
@@ -380,7 +372,7 @@
           </w:tcPr>
           <w:p>
             <w:r>
-              <w:t>315K</w:t>
+              <w:t>318K</w:t>
             </w:r>
           </w:p>
         </w:tc>
@@ -391,7 +383,7 @@
           </w:tcPr>
           <w:p>
             <w:r>
-              <w:t>447K</w:t>
+              <w:t>378K</w:t>
             </w:r>
           </w:p>
         </w:tc>
@@ -402,7 +394,7 @@
           </w:tcPr>
           <w:p>
             <w:r>
-              <w:t>283K</w:t>
+              <w:t>327K</w:t>
             </w:r>
           </w:p>
         </w:tc>
@@ -413,7 +405,7 @@
           </w:tcPr>
           <w:p>
             <w:r>
-              <w:t>477K</w:t>
+              <w:t>412K</w:t>
             </w:r>
           </w:p>
         </w:tc>
@@ -437,7 +429,7 @@
           </w:tcPr>
           <w:p>
             <w:r>
-              <w:t>327K</w:t>
+              <w:t>243K</w:t>
             </w:r>
           </w:p>
         </w:tc>
@@ -448,7 +440,7 @@
           </w:tcPr>
           <w:p>
             <w:r>
-              <w:t>179K</w:t>
+              <w:t>288K</w:t>
             </w:r>
           </w:p>
         </w:tc>
@@ -459,7 +451,7 @@
           </w:tcPr>
           <w:p>
             <w:r>
-              <w:t>319K</w:t>
+              <w:t>155K</w:t>
             </w:r>
           </w:p>
         </w:tc>
@@ -470,7 +462,7 @@
           </w:tcPr>
           <w:p>
             <w:r>
-              <w:t>174K</w:t>
+              <w:t>295K</w:t>
             </w:r>
           </w:p>
         </w:tc>
@@ -494,7 +486,7 @@
           </w:tcPr>
           <w:p>
             <w:r>
-              <w:t>297K</w:t>
+              <w:t>155K</w:t>
             </w:r>
           </w:p>
         </w:tc>
@@ -505,7 +497,7 @@
           </w:tcPr>
           <w:p>
             <w:r>
-              <w:t>130K</w:t>
+              <w:t>100K</w:t>
             </w:r>
           </w:p>
         </w:tc>
@@ -516,7 +508,7 @@
           </w:tcPr>
           <w:p>
             <w:r>
-              <w:t>390K</w:t>
+              <w:t>206K</w:t>
             </w:r>
           </w:p>
         </w:tc>
@@ -527,12 +519,20 @@
           </w:tcPr>
           <w:p>
             <w:r>
-              <w:t>455K</w:t>
+              <w:t>252K</w:t>
             </w:r>
           </w:p>
         </w:tc>
       </w:tr>
     </w:tbl>
+    <w:p>
+      <w:pPr>
+        <w:pStyle w:val="Heading2"/>
+      </w:pPr>
+      <w:r>
+        <w:t>Nested Table (Team Details)</w:t>
+      </w:r>
+    </w:p>
     <w:tbl>
       <w:tblPr>
         <w:tblW w:w="0" w:type="auto"/>

--- a/examples/generated/complex_tables.docx
+++ b/examples/generated/complex_tables.docx
@@ -315,7 +315,7 @@
           </w:tcPr>
           <w:p>
             <w:r>
-              <w:t>498K</w:t>
+              <w:t>468K</w:t>
             </w:r>
           </w:p>
         </w:tc>
@@ -326,7 +326,7 @@
           </w:tcPr>
           <w:p>
             <w:r>
-              <w:t>368K</w:t>
+              <w:t>213K</w:t>
             </w:r>
           </w:p>
         </w:tc>
@@ -337,7 +337,7 @@
           </w:tcPr>
           <w:p>
             <w:r>
-              <w:t>164K</w:t>
+              <w:t>450K</w:t>
             </w:r>
           </w:p>
         </w:tc>
@@ -348,7 +348,7 @@
           </w:tcPr>
           <w:p>
             <w:r>
-              <w:t>207K</w:t>
+              <w:t>205K</w:t>
             </w:r>
           </w:p>
         </w:tc>
@@ -372,7 +372,7 @@
           </w:tcPr>
           <w:p>
             <w:r>
-              <w:t>318K</w:t>
+              <w:t>356K</w:t>
             </w:r>
           </w:p>
         </w:tc>
@@ -383,7 +383,7 @@
           </w:tcPr>
           <w:p>
             <w:r>
-              <w:t>378K</w:t>
+              <w:t>186K</w:t>
             </w:r>
           </w:p>
         </w:tc>
@@ -394,7 +394,7 @@
           </w:tcPr>
           <w:p>
             <w:r>
-              <w:t>327K</w:t>
+              <w:t>485K</w:t>
             </w:r>
           </w:p>
         </w:tc>
@@ -405,7 +405,7 @@
           </w:tcPr>
           <w:p>
             <w:r>
-              <w:t>412K</w:t>
+              <w:t>377K</w:t>
             </w:r>
           </w:p>
         </w:tc>
@@ -429,7 +429,7 @@
           </w:tcPr>
           <w:p>
             <w:r>
-              <w:t>243K</w:t>
+              <w:t>123K</w:t>
             </w:r>
           </w:p>
         </w:tc>
@@ -440,7 +440,7 @@
           </w:tcPr>
           <w:p>
             <w:r>
-              <w:t>288K</w:t>
+              <w:t>311K</w:t>
             </w:r>
           </w:p>
         </w:tc>
@@ -451,7 +451,7 @@
           </w:tcPr>
           <w:p>
             <w:r>
-              <w:t>155K</w:t>
+              <w:t>448K</w:t>
             </w:r>
           </w:p>
         </w:tc>
@@ -462,7 +462,7 @@
           </w:tcPr>
           <w:p>
             <w:r>
-              <w:t>295K</w:t>
+              <w:t>351K</w:t>
             </w:r>
           </w:p>
         </w:tc>
@@ -486,7 +486,7 @@
           </w:tcPr>
           <w:p>
             <w:r>
-              <w:t>155K</w:t>
+              <w:t>497K</w:t>
             </w:r>
           </w:p>
         </w:tc>
@@ -497,7 +497,7 @@
           </w:tcPr>
           <w:p>
             <w:r>
-              <w:t>100K</w:t>
+              <w:t>162K</w:t>
             </w:r>
           </w:p>
         </w:tc>
@@ -508,7 +508,7 @@
           </w:tcPr>
           <w:p>
             <w:r>
-              <w:t>206K</w:t>
+              <w:t>181K</w:t>
             </w:r>
           </w:p>
         </w:tc>
@@ -519,7 +519,7 @@
           </w:tcPr>
           <w:p>
             <w:r>
-              <w:t>252K</w:t>
+              <w:t>282K</w:t>
             </w:r>
           </w:p>
         </w:tc>

--- a/examples/generated/complex_tables.docx
+++ b/examples/generated/complex_tables.docx
@@ -315,7 +315,7 @@
           </w:tcPr>
           <w:p>
             <w:r>
-              <w:t>468K</w:t>
+              <w:t>193K</w:t>
             </w:r>
           </w:p>
         </w:tc>
@@ -326,7 +326,7 @@
           </w:tcPr>
           <w:p>
             <w:r>
-              <w:t>213K</w:t>
+              <w:t>431K</w:t>
             </w:r>
           </w:p>
         </w:tc>
@@ -337,7 +337,7 @@
           </w:tcPr>
           <w:p>
             <w:r>
-              <w:t>450K</w:t>
+              <w:t>381K</w:t>
             </w:r>
           </w:p>
         </w:tc>
@@ -348,7 +348,7 @@
           </w:tcPr>
           <w:p>
             <w:r>
-              <w:t>205K</w:t>
+              <w:t>139K</w:t>
             </w:r>
           </w:p>
         </w:tc>
@@ -372,7 +372,7 @@
           </w:tcPr>
           <w:p>
             <w:r>
-              <w:t>356K</w:t>
+              <w:t>185K</w:t>
             </w:r>
           </w:p>
         </w:tc>
@@ -383,7 +383,7 @@
           </w:tcPr>
           <w:p>
             <w:r>
-              <w:t>186K</w:t>
+              <w:t>362K</w:t>
             </w:r>
           </w:p>
         </w:tc>
@@ -394,7 +394,7 @@
           </w:tcPr>
           <w:p>
             <w:r>
-              <w:t>485K</w:t>
+              <w:t>422K</w:t>
             </w:r>
           </w:p>
         </w:tc>
@@ -405,7 +405,7 @@
           </w:tcPr>
           <w:p>
             <w:r>
-              <w:t>377K</w:t>
+              <w:t>147K</w:t>
             </w:r>
           </w:p>
         </w:tc>
@@ -429,7 +429,7 @@
           </w:tcPr>
           <w:p>
             <w:r>
-              <w:t>123K</w:t>
+              <w:t>174K</w:t>
             </w:r>
           </w:p>
         </w:tc>
@@ -440,7 +440,7 @@
           </w:tcPr>
           <w:p>
             <w:r>
-              <w:t>311K</w:t>
+              <w:t>269K</w:t>
             </w:r>
           </w:p>
         </w:tc>
@@ -451,7 +451,7 @@
           </w:tcPr>
           <w:p>
             <w:r>
-              <w:t>448K</w:t>
+              <w:t>347K</w:t>
             </w:r>
           </w:p>
         </w:tc>
@@ -462,7 +462,7 @@
           </w:tcPr>
           <w:p>
             <w:r>
-              <w:t>351K</w:t>
+              <w:t>412K</w:t>
             </w:r>
           </w:p>
         </w:tc>
@@ -486,7 +486,7 @@
           </w:tcPr>
           <w:p>
             <w:r>
-              <w:t>497K</w:t>
+              <w:t>157K</w:t>
             </w:r>
           </w:p>
         </w:tc>
@@ -497,7 +497,7 @@
           </w:tcPr>
           <w:p>
             <w:r>
-              <w:t>162K</w:t>
+              <w:t>241K</w:t>
             </w:r>
           </w:p>
         </w:tc>
@@ -508,7 +508,7 @@
           </w:tcPr>
           <w:p>
             <w:r>
-              <w:t>181K</w:t>
+              <w:t>170K</w:t>
             </w:r>
           </w:p>
         </w:tc>
@@ -519,7 +519,7 @@
           </w:tcPr>
           <w:p>
             <w:r>
-              <w:t>282K</w:t>
+              <w:t>273K</w:t>
             </w:r>
           </w:p>
         </w:tc>

--- a/examples/generated/complex_tables.docx
+++ b/examples/generated/complex_tables.docx
@@ -315,7 +315,7 @@
           </w:tcPr>
           <w:p>
             <w:r>
-              <w:t>193K</w:t>
+              <w:t>453K</w:t>
             </w:r>
           </w:p>
         </w:tc>
@@ -326,7 +326,7 @@
           </w:tcPr>
           <w:p>
             <w:r>
-              <w:t>431K</w:t>
+              <w:t>213K</w:t>
             </w:r>
           </w:p>
         </w:tc>
@@ -337,7 +337,7 @@
           </w:tcPr>
           <w:p>
             <w:r>
-              <w:t>381K</w:t>
+              <w:t>451K</w:t>
             </w:r>
           </w:p>
         </w:tc>
@@ -348,7 +348,7 @@
           </w:tcPr>
           <w:p>
             <w:r>
-              <w:t>139K</w:t>
+              <w:t>385K</w:t>
             </w:r>
           </w:p>
         </w:tc>
@@ -372,7 +372,7 @@
           </w:tcPr>
           <w:p>
             <w:r>
-              <w:t>185K</w:t>
+              <w:t>412K</w:t>
             </w:r>
           </w:p>
         </w:tc>
@@ -383,7 +383,7 @@
           </w:tcPr>
           <w:p>
             <w:r>
-              <w:t>362K</w:t>
+              <w:t>487K</w:t>
             </w:r>
           </w:p>
         </w:tc>
@@ -394,7 +394,7 @@
           </w:tcPr>
           <w:p>
             <w:r>
-              <w:t>422K</w:t>
+              <w:t>257K</w:t>
             </w:r>
           </w:p>
         </w:tc>
@@ -405,7 +405,7 @@
           </w:tcPr>
           <w:p>
             <w:r>
-              <w:t>147K</w:t>
+              <w:t>397K</w:t>
             </w:r>
           </w:p>
         </w:tc>
@@ -429,7 +429,7 @@
           </w:tcPr>
           <w:p>
             <w:r>
-              <w:t>174K</w:t>
+              <w:t>279K</w:t>
             </w:r>
           </w:p>
         </w:tc>
@@ -440,7 +440,7 @@
           </w:tcPr>
           <w:p>
             <w:r>
-              <w:t>269K</w:t>
+              <w:t>221K</w:t>
             </w:r>
           </w:p>
         </w:tc>
@@ -451,7 +451,7 @@
           </w:tcPr>
           <w:p>
             <w:r>
-              <w:t>347K</w:t>
+              <w:t>104K</w:t>
             </w:r>
           </w:p>
         </w:tc>
@@ -462,7 +462,7 @@
           </w:tcPr>
           <w:p>
             <w:r>
-              <w:t>412K</w:t>
+              <w:t>302K</w:t>
             </w:r>
           </w:p>
         </w:tc>
@@ -486,7 +486,7 @@
           </w:tcPr>
           <w:p>
             <w:r>
-              <w:t>157K</w:t>
+              <w:t>286K</w:t>
             </w:r>
           </w:p>
         </w:tc>
@@ -497,7 +497,7 @@
           </w:tcPr>
           <w:p>
             <w:r>
-              <w:t>241K</w:t>
+              <w:t>459K</w:t>
             </w:r>
           </w:p>
         </w:tc>
@@ -508,7 +508,7 @@
           </w:tcPr>
           <w:p>
             <w:r>
-              <w:t>170K</w:t>
+              <w:t>458K</w:t>
             </w:r>
           </w:p>
         </w:tc>
@@ -519,7 +519,7 @@
           </w:tcPr>
           <w:p>
             <w:r>
-              <w:t>273K</w:t>
+              <w:t>223K</w:t>
             </w:r>
           </w:p>
         </w:tc>

--- a/examples/generated/complex_tables.docx
+++ b/examples/generated/complex_tables.docx
@@ -25,8 +25,8 @@
         <w:tc>
           <w:tcPr>
             <w:tcW w:w="0" w:type="auto"/>
+            <w:gridSpan w:val="3"/>
             <w:shd w:val="clear" w:fill="1F4E79"/>
-            <w:gridSpan w:val="3"/>
           </w:tcPr>
           <w:p>
             <w:r>
@@ -315,7 +315,7 @@
           </w:tcPr>
           <w:p>
             <w:r>
-              <w:t>453K</w:t>
+              <w:t>311K</w:t>
             </w:r>
           </w:p>
         </w:tc>
@@ -326,7 +326,7 @@
           </w:tcPr>
           <w:p>
             <w:r>
-              <w:t>213K</w:t>
+              <w:t>460K</w:t>
             </w:r>
           </w:p>
         </w:tc>
@@ -337,7 +337,7 @@
           </w:tcPr>
           <w:p>
             <w:r>
-              <w:t>451K</w:t>
+              <w:t>495K</w:t>
             </w:r>
           </w:p>
         </w:tc>
@@ -348,7 +348,7 @@
           </w:tcPr>
           <w:p>
             <w:r>
-              <w:t>385K</w:t>
+              <w:t>138K</w:t>
             </w:r>
           </w:p>
         </w:tc>
@@ -372,7 +372,7 @@
           </w:tcPr>
           <w:p>
             <w:r>
-              <w:t>412K</w:t>
+              <w:t>391K</w:t>
             </w:r>
           </w:p>
         </w:tc>
@@ -383,7 +383,7 @@
           </w:tcPr>
           <w:p>
             <w:r>
-              <w:t>487K</w:t>
+              <w:t>345K</w:t>
             </w:r>
           </w:p>
         </w:tc>
@@ -394,7 +394,7 @@
           </w:tcPr>
           <w:p>
             <w:r>
-              <w:t>257K</w:t>
+              <w:t>467K</w:t>
             </w:r>
           </w:p>
         </w:tc>
@@ -405,7 +405,7 @@
           </w:tcPr>
           <w:p>
             <w:r>
-              <w:t>397K</w:t>
+              <w:t>493K</w:t>
             </w:r>
           </w:p>
         </w:tc>
@@ -429,7 +429,7 @@
           </w:tcPr>
           <w:p>
             <w:r>
-              <w:t>279K</w:t>
+              <w:t>228K</w:t>
             </w:r>
           </w:p>
         </w:tc>
@@ -440,7 +440,7 @@
           </w:tcPr>
           <w:p>
             <w:r>
-              <w:t>221K</w:t>
+              <w:t>313K</w:t>
             </w:r>
           </w:p>
         </w:tc>
@@ -451,7 +451,7 @@
           </w:tcPr>
           <w:p>
             <w:r>
-              <w:t>104K</w:t>
+              <w:t>292K</w:t>
             </w:r>
           </w:p>
         </w:tc>
@@ -462,7 +462,7 @@
           </w:tcPr>
           <w:p>
             <w:r>
-              <w:t>302K</w:t>
+              <w:t>174K</w:t>
             </w:r>
           </w:p>
         </w:tc>
@@ -486,7 +486,7 @@
           </w:tcPr>
           <w:p>
             <w:r>
-              <w:t>286K</w:t>
+              <w:t>209K</w:t>
             </w:r>
           </w:p>
         </w:tc>
@@ -497,7 +497,7 @@
           </w:tcPr>
           <w:p>
             <w:r>
-              <w:t>459K</w:t>
+              <w:t>345K</w:t>
             </w:r>
           </w:p>
         </w:tc>
@@ -508,7 +508,7 @@
           </w:tcPr>
           <w:p>
             <w:r>
-              <w:t>458K</w:t>
+              <w:t>241K</w:t>
             </w:r>
           </w:p>
         </w:tc>
@@ -519,7 +519,7 @@
           </w:tcPr>
           <w:p>
             <w:r>
-              <w:t>223K</w:t>
+              <w:t>197K</w:t>
             </w:r>
           </w:p>
         </w:tc>
@@ -546,8 +546,8 @@
         <w:tc>
           <w:tcPr>
             <w:tcW w:w="0" w:type="auto"/>
+            <w:gridSpan w:val="2"/>
             <w:shd w:val="clear" w:fill="E2EFDA"/>
-            <w:gridSpan w:val="2"/>
           </w:tcPr>
           <w:p>
             <w:r>
@@ -640,9 +640,9 @@
     <w:rPrDefault>
       <w:rPr>
         <w:rFonts w:asciiTheme="minorHAnsi" w:eastAsiaTheme="minorEastAsia" w:hAnsiTheme="minorHAnsi" w:cstheme="minorBidi"/>
+        <w:kern w:val="2"/>
         <w:sz w:val="24"/>
         <w:szCs w:val="24"/>
-        <w:kern w:val="2"/>
         <w:lang w:val="en-US" w:eastAsia="zh-CN" w:bidi="ar-SA"/>
         <w14:ligatures w14:val="standardContextual"/>
       </w:rPr>
@@ -1051,9 +1051,9 @@
     </w:pPr>
     <w:rPr>
       <w:rFonts w:ascii="Calibri Light" w:hAnsi="Calibri Light"/>
-      <w:sz w:val="32"/>
       <w:b/>
       <w:color w:val="2E74B5"/>
+      <w:sz w:val="32"/>
     </w:rPr>
   </w:style>
   <w:style w:type="paragraph" w:styleId="Heading2">
@@ -1068,9 +1068,9 @@
     </w:pPr>
     <w:rPr>
       <w:rFonts w:ascii="Calibri Light" w:hAnsi="Calibri Light"/>
-      <w:sz w:val="26"/>
       <w:b/>
       <w:color w:val="2E74B5"/>
+      <w:sz w:val="26"/>
     </w:rPr>
   </w:style>
   <w:style w:type="paragraph" w:styleId="Heading3">
@@ -1085,9 +1085,9 @@
     </w:pPr>
     <w:rPr>
       <w:rFonts w:ascii="Calibri" w:hAnsi="Calibri"/>
-      <w:sz w:val="24"/>
       <w:b/>
       <w:color w:val="1F4E79"/>
+      <w:sz w:val="24"/>
     </w:rPr>
   </w:style>
   <w:style w:type="paragraph" w:styleId="Heading4">
@@ -1102,9 +1102,9 @@
     </w:pPr>
     <w:rPr>
       <w:rFonts w:ascii="Calibri" w:hAnsi="Calibri"/>
-      <w:sz w:val="22"/>
       <w:b/>
       <w:color w:val="2E74B5"/>
+      <w:sz w:val="22"/>
     </w:rPr>
   </w:style>
   <w:style w:type="paragraph" w:styleId="Heading5">
@@ -1119,9 +1119,9 @@
     </w:pPr>
     <w:rPr>
       <w:rFonts w:ascii="Calibri" w:hAnsi="Calibri"/>
-      <w:sz w:val="20"/>
       <w:b/>
       <w:color w:val="2E74B5"/>
+      <w:sz w:val="20"/>
     </w:rPr>
   </w:style>
   <w:style w:type="paragraph" w:styleId="Heading6">
@@ -1136,9 +1136,9 @@
     </w:pPr>
     <w:rPr>
       <w:rFonts w:ascii="Calibri" w:hAnsi="Calibri"/>
-      <w:sz w:val="20"/>
       <w:b/>
       <w:color w:val="1F3763"/>
+      <w:sz w:val="20"/>
     </w:rPr>
   </w:style>
   <w:style w:type="paragraph" w:styleId="Heading7">
@@ -1153,9 +1153,9 @@
     </w:pPr>
     <w:rPr>
       <w:rFonts w:ascii="Calibri" w:hAnsi="Calibri"/>
-      <w:sz w:val="20"/>
       <w:b/>
       <w:color w:val="2E74B5"/>
+      <w:sz w:val="20"/>
     </w:rPr>
   </w:style>
   <w:style w:type="paragraph" w:styleId="Heading8">
@@ -1170,9 +1170,9 @@
     </w:pPr>
     <w:rPr>
       <w:rFonts w:ascii="Calibri" w:hAnsi="Calibri"/>
-      <w:sz w:val="20"/>
       <w:b/>
       <w:color w:val="2E74B5"/>
+      <w:sz w:val="20"/>
     </w:rPr>
   </w:style>
   <w:style w:type="paragraph" w:styleId="Heading9">
@@ -1187,9 +1187,9 @@
     </w:pPr>
     <w:rPr>
       <w:rFonts w:ascii="Calibri" w:hAnsi="Calibri"/>
-      <w:sz w:val="20"/>
       <w:b/>
       <w:color w:val="2E74B5"/>
+      <w:sz w:val="20"/>
     </w:rPr>
   </w:style>
   <w:style w:type="character" w:styleId="Emphasis" w:customStyle="1">
@@ -1210,13 +1210,13 @@
     <w:semiHidden/>
     <w:unhideWhenUsed/>
     <w:tblPr>
+      <w:tblInd w:w="0" w:type="dxa"/>
       <w:tblCellMar>
         <w:top w:w="0" w:type="dxa"/>
         <w:left w:w="108" w:type="dxa"/>
         <w:bottom w:w="0" w:type="dxa"/>
         <w:right w:w="108" w:type="dxa"/>
       </w:tblCellMar>
-      <w:tblInd w:w="0" w:type="dxa"/>
     </w:tblPr>
   </w:style>
   <w:style w:type="numbering" w:styleId="NoList" w:default="1">
@@ -1421,6 +1421,5 @@
   </a:themeElements>
   <a:objectDefaults/>
   <a:extraClrSchemeLst/>
-  <a:extLst/>
 </a:theme>
 </file>
--- a/examples/generated/complex_tables.docx
+++ b/examples/generated/complex_tables.docx
@@ -315,7 +315,7 @@
           </w:tcPr>
           <w:p>
             <w:r>
-              <w:t>311K</w:t>
+              <w:t>154K</w:t>
             </w:r>
           </w:p>
         </w:tc>
@@ -326,7 +326,7 @@
           </w:tcPr>
           <w:p>
             <w:r>
-              <w:t>460K</w:t>
+              <w:t>458K</w:t>
             </w:r>
           </w:p>
         </w:tc>
@@ -337,7 +337,7 @@
           </w:tcPr>
           <w:p>
             <w:r>
-              <w:t>495K</w:t>
+              <w:t>351K</w:t>
             </w:r>
           </w:p>
         </w:tc>
@@ -348,7 +348,7 @@
           </w:tcPr>
           <w:p>
             <w:r>
-              <w:t>138K</w:t>
+              <w:t>336K</w:t>
             </w:r>
           </w:p>
         </w:tc>
@@ -372,7 +372,7 @@
           </w:tcPr>
           <w:p>
             <w:r>
-              <w:t>391K</w:t>
+              <w:t>493K</w:t>
             </w:r>
           </w:p>
         </w:tc>
@@ -383,7 +383,7 @@
           </w:tcPr>
           <w:p>
             <w:r>
-              <w:t>345K</w:t>
+              <w:t>237K</w:t>
             </w:r>
           </w:p>
         </w:tc>
@@ -394,7 +394,7 @@
           </w:tcPr>
           <w:p>
             <w:r>
-              <w:t>467K</w:t>
+              <w:t>333K</w:t>
             </w:r>
           </w:p>
         </w:tc>
@@ -405,7 +405,7 @@
           </w:tcPr>
           <w:p>
             <w:r>
-              <w:t>493K</w:t>
+              <w:t>190K</w:t>
             </w:r>
           </w:p>
         </w:tc>
@@ -429,7 +429,7 @@
           </w:tcPr>
           <w:p>
             <w:r>
-              <w:t>228K</w:t>
+              <w:t>355K</w:t>
             </w:r>
           </w:p>
         </w:tc>
@@ -440,7 +440,7 @@
           </w:tcPr>
           <w:p>
             <w:r>
-              <w:t>313K</w:t>
+              <w:t>329K</w:t>
             </w:r>
           </w:p>
         </w:tc>
@@ -451,7 +451,7 @@
           </w:tcPr>
           <w:p>
             <w:r>
-              <w:t>292K</w:t>
+              <w:t>273K</w:t>
             </w:r>
           </w:p>
         </w:tc>
@@ -462,7 +462,7 @@
           </w:tcPr>
           <w:p>
             <w:r>
-              <w:t>174K</w:t>
+              <w:t>457K</w:t>
             </w:r>
           </w:p>
         </w:tc>
@@ -486,7 +486,7 @@
           </w:tcPr>
           <w:p>
             <w:r>
-              <w:t>209K</w:t>
+              <w:t>299K</w:t>
             </w:r>
           </w:p>
         </w:tc>
@@ -497,7 +497,7 @@
           </w:tcPr>
           <w:p>
             <w:r>
-              <w:t>345K</w:t>
+              <w:t>170K</w:t>
             </w:r>
           </w:p>
         </w:tc>
@@ -508,7 +508,7 @@
           </w:tcPr>
           <w:p>
             <w:r>
-              <w:t>241K</w:t>
+              <w:t>471K</w:t>
             </w:r>
           </w:p>
         </w:tc>
@@ -519,7 +519,7 @@
           </w:tcPr>
           <w:p>
             <w:r>
-              <w:t>197K</w:t>
+              <w:t>464K</w:t>
             </w:r>
           </w:p>
         </w:tc>

--- a/examples/generated/complex_tables.docx
+++ b/examples/generated/complex_tables.docx
@@ -315,7 +315,7 @@
           </w:tcPr>
           <w:p>
             <w:r>
-              <w:t>154K</w:t>
+              <w:t>308K</w:t>
             </w:r>
           </w:p>
         </w:tc>
@@ -326,7 +326,7 @@
           </w:tcPr>
           <w:p>
             <w:r>
-              <w:t>458K</w:t>
+              <w:t>405K</w:t>
             </w:r>
           </w:p>
         </w:tc>
@@ -337,7 +337,7 @@
           </w:tcPr>
           <w:p>
             <w:r>
-              <w:t>351K</w:t>
+              <w:t>261K</w:t>
             </w:r>
           </w:p>
         </w:tc>
@@ -348,7 +348,7 @@
           </w:tcPr>
           <w:p>
             <w:r>
-              <w:t>336K</w:t>
+              <w:t>395K</w:t>
             </w:r>
           </w:p>
         </w:tc>
@@ -372,7 +372,7 @@
           </w:tcPr>
           <w:p>
             <w:r>
-              <w:t>493K</w:t>
+              <w:t>248K</w:t>
             </w:r>
           </w:p>
         </w:tc>
@@ -383,7 +383,7 @@
           </w:tcPr>
           <w:p>
             <w:r>
-              <w:t>237K</w:t>
+              <w:t>233K</w:t>
             </w:r>
           </w:p>
         </w:tc>
@@ -394,7 +394,7 @@
           </w:tcPr>
           <w:p>
             <w:r>
-              <w:t>333K</w:t>
+              <w:t>188K</w:t>
             </w:r>
           </w:p>
         </w:tc>
@@ -405,7 +405,7 @@
           </w:tcPr>
           <w:p>
             <w:r>
-              <w:t>190K</w:t>
+              <w:t>191K</w:t>
             </w:r>
           </w:p>
         </w:tc>
@@ -429,7 +429,7 @@
           </w:tcPr>
           <w:p>
             <w:r>
-              <w:t>355K</w:t>
+              <w:t>115K</w:t>
             </w:r>
           </w:p>
         </w:tc>
@@ -440,7 +440,7 @@
           </w:tcPr>
           <w:p>
             <w:r>
-              <w:t>329K</w:t>
+              <w:t>294K</w:t>
             </w:r>
           </w:p>
         </w:tc>
@@ -451,7 +451,7 @@
           </w:tcPr>
           <w:p>
             <w:r>
-              <w:t>273K</w:t>
+              <w:t>408K</w:t>
             </w:r>
           </w:p>
         </w:tc>
@@ -462,7 +462,7 @@
           </w:tcPr>
           <w:p>
             <w:r>
-              <w:t>457K</w:t>
+              <w:t>177K</w:t>
             </w:r>
           </w:p>
         </w:tc>
@@ -486,7 +486,7 @@
           </w:tcPr>
           <w:p>
             <w:r>
-              <w:t>299K</w:t>
+              <w:t>468K</w:t>
             </w:r>
           </w:p>
         </w:tc>
@@ -497,7 +497,7 @@
           </w:tcPr>
           <w:p>
             <w:r>
-              <w:t>170K</w:t>
+              <w:t>476K</w:t>
             </w:r>
           </w:p>
         </w:tc>
@@ -508,7 +508,7 @@
           </w:tcPr>
           <w:p>
             <w:r>
-              <w:t>471K</w:t>
+              <w:t>473K</w:t>
             </w:r>
           </w:p>
         </w:tc>
@@ -519,7 +519,7 @@
           </w:tcPr>
           <w:p>
             <w:r>
-              <w:t>464K</w:t>
+              <w:t>228K</w:t>
             </w:r>
           </w:p>
         </w:tc>
@@ -1037,7 +1037,6 @@
   </w:style>
   <w:style w:type="character" w:styleId="DefaultParagraphFont" w:default="1">
     <w:name w:val="Default Paragraph Font"/>
-    <w:semiHidden/>
   </w:style>
   <w:style w:type="paragraph" w:styleId="Heading1">
     <w:name w:val="Heading 1"/>
